--- a/DSA_lab/sem_4_DSA_lab/lab_01/lab_01.docx
+++ b/DSA_lab/sem_4_DSA_lab/lab_01/lab_01.docx
@@ -492,9 +492,14 @@
     <w:p/>
     <w:p/>
     <w:p>
+      <w:proofErr w:type="gramStart"/>
       <w:r>
         <w:lastRenderedPageBreak/>
-        <w:t xml:space="preserve">Task  01:  </w:t>
+        <w:t>Task  01</w:t>
+      </w:r>
+      <w:proofErr w:type="gramEnd"/>
+      <w:r>
+        <w:t xml:space="preserve">:  </w:t>
       </w:r>
     </w:p>
     <w:p>
@@ -1239,6 +1244,7 @@
       <w:pPr>
         <w:rPr>
           <w:rFonts w:ascii="Times New Roman" w:hAnsi="Times New Roman" w:cs="Times New Roman"/>
+          <w:b/>
           <w:bCs/>
           <w:sz w:val="22"/>
           <w:szCs w:val="22"/>
@@ -1252,7 +1258,7 @@
           <w:szCs w:val="22"/>
         </w:rPr>
         <w:drawing>
-          <wp:inline distT="0" distB="0" distL="0" distR="0" wp14:anchorId="2531D6E4" wp14:editId="6A32BE10">
+          <wp:inline distT="0" distB="0" distL="0" distR="0" wp14:anchorId="367D548D" wp14:editId="0561034E">
             <wp:extent cx="6858000" cy="3732530"/>
             <wp:effectExtent l="0" t="0" r="0" b="1270"/>
             <wp:docPr id="6" name="Picture 6"/>
@@ -1287,6 +1293,3746 @@
           </wp:inline>
         </w:drawing>
       </w:r>
+    </w:p>
+    <w:p>
+      <w:pPr>
+        <w:rPr>
+          <w:rFonts w:ascii="Times New Roman" w:hAnsi="Times New Roman" w:cs="Times New Roman"/>
+          <w:b/>
+          <w:bCs/>
+          <w:sz w:val="22"/>
+          <w:szCs w:val="22"/>
+        </w:rPr>
+      </w:pPr>
+    </w:p>
+    <w:p>
+      <w:pPr>
+        <w:rPr>
+          <w:rFonts w:ascii="Times New Roman" w:hAnsi="Times New Roman" w:cs="Times New Roman"/>
+          <w:b/>
+          <w:bCs/>
+          <w:sz w:val="22"/>
+          <w:szCs w:val="22"/>
+        </w:rPr>
+      </w:pPr>
+    </w:p>
+    <w:p>
+      <w:pPr>
+        <w:rPr>
+          <w:rFonts w:ascii="Times New Roman" w:hAnsi="Times New Roman" w:cs="Times New Roman"/>
+          <w:b/>
+          <w:bCs/>
+          <w:sz w:val="22"/>
+          <w:szCs w:val="22"/>
+        </w:rPr>
+      </w:pPr>
+    </w:p>
+    <w:p>
+      <w:pPr>
+        <w:rPr>
+          <w:rFonts w:ascii="Times New Roman" w:hAnsi="Times New Roman" w:cs="Times New Roman"/>
+          <w:b/>
+          <w:bCs/>
+          <w:sz w:val="22"/>
+          <w:szCs w:val="22"/>
+        </w:rPr>
+      </w:pPr>
+    </w:p>
+    <w:p>
+      <w:pPr>
+        <w:rPr>
+          <w:rFonts w:ascii="Times New Roman" w:hAnsi="Times New Roman" w:cs="Times New Roman"/>
+          <w:b/>
+          <w:bCs/>
+          <w:sz w:val="22"/>
+          <w:szCs w:val="22"/>
+        </w:rPr>
+      </w:pPr>
+    </w:p>
+    <w:p>
+      <w:pPr>
+        <w:rPr>
+          <w:rFonts w:ascii="Times New Roman" w:hAnsi="Times New Roman" w:cs="Times New Roman"/>
+          <w:b/>
+          <w:bCs/>
+          <w:sz w:val="22"/>
+          <w:szCs w:val="22"/>
+        </w:rPr>
+      </w:pPr>
+    </w:p>
+    <w:p>
+      <w:pPr>
+        <w:rPr>
+          <w:rFonts w:ascii="Times New Roman" w:hAnsi="Times New Roman" w:cs="Times New Roman"/>
+          <w:b/>
+          <w:bCs/>
+          <w:sz w:val="22"/>
+          <w:szCs w:val="22"/>
+        </w:rPr>
+      </w:pPr>
+    </w:p>
+    <w:p>
+      <w:pPr>
+        <w:rPr>
+          <w:rFonts w:ascii="Times New Roman" w:hAnsi="Times New Roman" w:cs="Times New Roman"/>
+          <w:b/>
+          <w:bCs/>
+          <w:sz w:val="22"/>
+          <w:szCs w:val="22"/>
+        </w:rPr>
+      </w:pPr>
+    </w:p>
+    <w:p>
+      <w:pPr>
+        <w:rPr>
+          <w:rFonts w:ascii="Times New Roman" w:hAnsi="Times New Roman" w:cs="Times New Roman"/>
+          <w:b/>
+          <w:bCs/>
+          <w:sz w:val="22"/>
+          <w:szCs w:val="22"/>
+        </w:rPr>
+      </w:pPr>
+    </w:p>
+    <w:p>
+      <w:pPr>
+        <w:rPr>
+          <w:rFonts w:ascii="Times New Roman" w:hAnsi="Times New Roman" w:cs="Times New Roman"/>
+          <w:b/>
+          <w:bCs/>
+          <w:sz w:val="22"/>
+          <w:szCs w:val="22"/>
+        </w:rPr>
+      </w:pPr>
+    </w:p>
+    <w:p>
+      <w:pPr>
+        <w:rPr>
+          <w:rFonts w:ascii="Times New Roman" w:hAnsi="Times New Roman" w:cs="Times New Roman"/>
+          <w:b/>
+          <w:bCs/>
+          <w:sz w:val="22"/>
+          <w:szCs w:val="22"/>
+        </w:rPr>
+      </w:pPr>
+    </w:p>
+    <w:p>
+      <w:pPr>
+        <w:rPr>
+          <w:rFonts w:ascii="Times New Roman" w:hAnsi="Times New Roman" w:cs="Times New Roman"/>
+          <w:b/>
+          <w:bCs/>
+          <w:sz w:val="22"/>
+          <w:szCs w:val="22"/>
+        </w:rPr>
+      </w:pPr>
+    </w:p>
+    <w:p>
+      <w:pPr>
+        <w:rPr>
+          <w:rFonts w:ascii="Times New Roman" w:hAnsi="Times New Roman" w:cs="Times New Roman"/>
+          <w:b/>
+          <w:bCs/>
+          <w:sz w:val="22"/>
+          <w:szCs w:val="22"/>
+        </w:rPr>
+      </w:pPr>
+    </w:p>
+    <w:p>
+      <w:pPr>
+        <w:rPr>
+          <w:rFonts w:ascii="Times New Roman" w:hAnsi="Times New Roman" w:cs="Times New Roman"/>
+          <w:b/>
+          <w:bCs/>
+          <w:sz w:val="22"/>
+          <w:szCs w:val="22"/>
+        </w:rPr>
+      </w:pPr>
+    </w:p>
+    <w:p>
+      <w:pPr>
+        <w:rPr>
+          <w:rFonts w:ascii="Times New Roman" w:hAnsi="Times New Roman" w:cs="Times New Roman"/>
+          <w:b/>
+          <w:bCs/>
+          <w:sz w:val="22"/>
+          <w:szCs w:val="22"/>
+        </w:rPr>
+      </w:pPr>
+    </w:p>
+    <w:p>
+      <w:pPr>
+        <w:rPr>
+          <w:rFonts w:ascii="Times New Roman" w:hAnsi="Times New Roman" w:cs="Times New Roman"/>
+          <w:bCs/>
+          <w:sz w:val="22"/>
+          <w:szCs w:val="22"/>
+        </w:rPr>
+      </w:pPr>
+      <w:r>
+        <w:rPr>
+          <w:rFonts w:ascii="Times New Roman" w:hAnsi="Times New Roman" w:cs="Times New Roman"/>
+          <w:b/>
+          <w:bCs/>
+          <w:sz w:val="22"/>
+          <w:szCs w:val="22"/>
+        </w:rPr>
+        <w:lastRenderedPageBreak/>
+        <w:t>RUBRICS (LABS/ PROJECTS):</w:t>
+      </w:r>
+    </w:p>
+    <w:tbl>
+      <w:tblPr>
+        <w:tblW w:w="0" w:type="auto"/>
+        <w:tblCellMar>
+          <w:top w:w="15" w:type="dxa"/>
+          <w:left w:w="15" w:type="dxa"/>
+          <w:bottom w:w="15" w:type="dxa"/>
+          <w:right w:w="15" w:type="dxa"/>
+        </w:tblCellMar>
+        <w:tblLook w:val="04A0" w:firstRow="1" w:lastRow="0" w:firstColumn="1" w:lastColumn="0" w:noHBand="0" w:noVBand="1"/>
+      </w:tblPr>
+      <w:tblGrid>
+        <w:gridCol w:w="1659"/>
+        <w:gridCol w:w="1709"/>
+        <w:gridCol w:w="2419"/>
+        <w:gridCol w:w="2305"/>
+        <w:gridCol w:w="2084"/>
+        <w:gridCol w:w="604"/>
+      </w:tblGrid>
+      <w:tr>
+        <w:trPr>
+          <w:trHeight w:val="815"/>
+        </w:trPr>
+        <w:tc>
+          <w:tcPr>
+            <w:tcW w:w="0" w:type="auto"/>
+            <w:tcBorders>
+              <w:top w:val="single" w:sz="8" w:space="0" w:color="000000"/>
+              <w:left w:val="single" w:sz="8" w:space="0" w:color="000000"/>
+              <w:bottom w:val="single" w:sz="8" w:space="0" w:color="000000"/>
+              <w:right w:val="single" w:sz="8" w:space="0" w:color="000000"/>
+            </w:tcBorders>
+            <w:tcMar>
+              <w:top w:w="100" w:type="dxa"/>
+              <w:left w:w="100" w:type="dxa"/>
+              <w:bottom w:w="100" w:type="dxa"/>
+              <w:right w:w="100" w:type="dxa"/>
+            </w:tcMar>
+            <w:hideMark/>
+          </w:tcPr>
+          <w:p>
+            <w:pPr>
+              <w:rPr>
+                <w:rFonts w:ascii="Times New Roman" w:hAnsi="Times New Roman" w:cs="Times New Roman"/>
+                <w:bCs/>
+                <w:sz w:val="22"/>
+                <w:szCs w:val="22"/>
+              </w:rPr>
+            </w:pPr>
+            <w:r>
+              <w:rPr>
+                <w:rFonts w:ascii="Times New Roman" w:hAnsi="Times New Roman" w:cs="Times New Roman"/>
+                <w:b/>
+                <w:bCs/>
+                <w:sz w:val="22"/>
+                <w:szCs w:val="22"/>
+              </w:rPr>
+              <w:t>Criteria &amp; Point </w:t>
+            </w:r>
+          </w:p>
+          <w:p>
+            <w:pPr>
+              <w:rPr>
+                <w:rFonts w:ascii="Times New Roman" w:hAnsi="Times New Roman" w:cs="Times New Roman"/>
+                <w:bCs/>
+                <w:sz w:val="22"/>
+                <w:szCs w:val="22"/>
+              </w:rPr>
+            </w:pPr>
+            <w:r>
+              <w:rPr>
+                <w:rFonts w:ascii="Times New Roman" w:hAnsi="Times New Roman" w:cs="Times New Roman"/>
+                <w:b/>
+                <w:bCs/>
+                <w:sz w:val="22"/>
+                <w:szCs w:val="22"/>
+              </w:rPr>
+              <w:t>Assigned</w:t>
+            </w:r>
+          </w:p>
+        </w:tc>
+        <w:tc>
+          <w:tcPr>
+            <w:tcW w:w="0" w:type="auto"/>
+            <w:tcBorders>
+              <w:top w:val="single" w:sz="8" w:space="0" w:color="000000"/>
+              <w:left w:val="single" w:sz="8" w:space="0" w:color="000000"/>
+              <w:bottom w:val="single" w:sz="8" w:space="0" w:color="000000"/>
+              <w:right w:val="single" w:sz="8" w:space="0" w:color="000000"/>
+            </w:tcBorders>
+            <w:tcMar>
+              <w:top w:w="100" w:type="dxa"/>
+              <w:left w:w="100" w:type="dxa"/>
+              <w:bottom w:w="100" w:type="dxa"/>
+              <w:right w:w="100" w:type="dxa"/>
+            </w:tcMar>
+            <w:hideMark/>
+          </w:tcPr>
+          <w:p>
+            <w:pPr>
+              <w:rPr>
+                <w:rFonts w:ascii="Times New Roman" w:hAnsi="Times New Roman" w:cs="Times New Roman"/>
+                <w:bCs/>
+                <w:sz w:val="22"/>
+                <w:szCs w:val="22"/>
+              </w:rPr>
+            </w:pPr>
+            <w:r>
+              <w:rPr>
+                <w:rFonts w:ascii="Times New Roman" w:hAnsi="Times New Roman" w:cs="Times New Roman"/>
+                <w:b/>
+                <w:bCs/>
+                <w:sz w:val="22"/>
+                <w:szCs w:val="22"/>
+              </w:rPr>
+              <w:t>Outstanding </w:t>
+            </w:r>
+          </w:p>
+          <w:p>
+            <w:pPr>
+              <w:rPr>
+                <w:rFonts w:ascii="Times New Roman" w:hAnsi="Times New Roman" w:cs="Times New Roman"/>
+                <w:bCs/>
+                <w:sz w:val="22"/>
+                <w:szCs w:val="22"/>
+              </w:rPr>
+            </w:pPr>
+            <w:r>
+              <w:rPr>
+                <w:rFonts w:ascii="Times New Roman" w:hAnsi="Times New Roman" w:cs="Times New Roman"/>
+                <w:b/>
+                <w:bCs/>
+                <w:sz w:val="22"/>
+                <w:szCs w:val="22"/>
+              </w:rPr>
+              <w:t>4</w:t>
+            </w:r>
+          </w:p>
+        </w:tc>
+        <w:tc>
+          <w:tcPr>
+            <w:tcW w:w="2832" w:type="dxa"/>
+            <w:tcBorders>
+              <w:top w:val="single" w:sz="8" w:space="0" w:color="000000"/>
+              <w:left w:val="single" w:sz="8" w:space="0" w:color="000000"/>
+              <w:bottom w:val="single" w:sz="8" w:space="0" w:color="000000"/>
+              <w:right w:val="single" w:sz="8" w:space="0" w:color="000000"/>
+            </w:tcBorders>
+            <w:tcMar>
+              <w:top w:w="100" w:type="dxa"/>
+              <w:left w:w="100" w:type="dxa"/>
+              <w:bottom w:w="100" w:type="dxa"/>
+              <w:right w:w="100" w:type="dxa"/>
+            </w:tcMar>
+            <w:hideMark/>
+          </w:tcPr>
+          <w:p>
+            <w:pPr>
+              <w:rPr>
+                <w:rFonts w:ascii="Times New Roman" w:hAnsi="Times New Roman" w:cs="Times New Roman"/>
+                <w:bCs/>
+                <w:sz w:val="22"/>
+                <w:szCs w:val="22"/>
+              </w:rPr>
+            </w:pPr>
+            <w:r>
+              <w:rPr>
+                <w:rFonts w:ascii="Times New Roman" w:hAnsi="Times New Roman" w:cs="Times New Roman"/>
+                <w:b/>
+                <w:bCs/>
+                <w:sz w:val="22"/>
+                <w:szCs w:val="22"/>
+              </w:rPr>
+              <w:t>Acceptable </w:t>
+            </w:r>
+          </w:p>
+          <w:p>
+            <w:pPr>
+              <w:rPr>
+                <w:rFonts w:ascii="Times New Roman" w:hAnsi="Times New Roman" w:cs="Times New Roman"/>
+                <w:bCs/>
+                <w:sz w:val="22"/>
+                <w:szCs w:val="22"/>
+              </w:rPr>
+            </w:pPr>
+            <w:r>
+              <w:rPr>
+                <w:rFonts w:ascii="Times New Roman" w:hAnsi="Times New Roman" w:cs="Times New Roman"/>
+                <w:b/>
+                <w:bCs/>
+                <w:sz w:val="22"/>
+                <w:szCs w:val="22"/>
+              </w:rPr>
+              <w:t>3</w:t>
+            </w:r>
+          </w:p>
+        </w:tc>
+        <w:tc>
+          <w:tcPr>
+            <w:tcW w:w="1892" w:type="dxa"/>
+            <w:tcBorders>
+              <w:top w:val="single" w:sz="8" w:space="0" w:color="000000"/>
+              <w:left w:val="single" w:sz="8" w:space="0" w:color="000000"/>
+              <w:bottom w:val="single" w:sz="8" w:space="0" w:color="000000"/>
+              <w:right w:val="single" w:sz="8" w:space="0" w:color="000000"/>
+            </w:tcBorders>
+            <w:tcMar>
+              <w:top w:w="100" w:type="dxa"/>
+              <w:left w:w="100" w:type="dxa"/>
+              <w:bottom w:w="100" w:type="dxa"/>
+              <w:right w:w="100" w:type="dxa"/>
+            </w:tcMar>
+            <w:hideMark/>
+          </w:tcPr>
+          <w:p>
+            <w:pPr>
+              <w:rPr>
+                <w:rFonts w:ascii="Times New Roman" w:hAnsi="Times New Roman" w:cs="Times New Roman"/>
+                <w:bCs/>
+                <w:sz w:val="22"/>
+                <w:szCs w:val="22"/>
+              </w:rPr>
+            </w:pPr>
+            <w:r>
+              <w:rPr>
+                <w:rFonts w:ascii="Times New Roman" w:hAnsi="Times New Roman" w:cs="Times New Roman"/>
+                <w:b/>
+                <w:bCs/>
+                <w:sz w:val="22"/>
+                <w:szCs w:val="22"/>
+              </w:rPr>
+              <w:t>Considerable </w:t>
+            </w:r>
+          </w:p>
+          <w:p>
+            <w:pPr>
+              <w:rPr>
+                <w:rFonts w:ascii="Times New Roman" w:hAnsi="Times New Roman" w:cs="Times New Roman"/>
+                <w:bCs/>
+                <w:sz w:val="22"/>
+                <w:szCs w:val="22"/>
+              </w:rPr>
+            </w:pPr>
+            <w:r>
+              <w:rPr>
+                <w:rFonts w:ascii="Times New Roman" w:hAnsi="Times New Roman" w:cs="Times New Roman"/>
+                <w:b/>
+                <w:bCs/>
+                <w:sz w:val="22"/>
+                <w:szCs w:val="22"/>
+              </w:rPr>
+              <w:t>2</w:t>
+            </w:r>
+          </w:p>
+        </w:tc>
+        <w:tc>
+          <w:tcPr>
+            <w:tcW w:w="2084" w:type="dxa"/>
+            <w:tcBorders>
+              <w:top w:val="single" w:sz="8" w:space="0" w:color="000000"/>
+              <w:left w:val="single" w:sz="8" w:space="0" w:color="000000"/>
+              <w:bottom w:val="single" w:sz="8" w:space="0" w:color="000000"/>
+              <w:right w:val="single" w:sz="8" w:space="0" w:color="000000"/>
+            </w:tcBorders>
+            <w:tcMar>
+              <w:top w:w="100" w:type="dxa"/>
+              <w:left w:w="100" w:type="dxa"/>
+              <w:bottom w:w="100" w:type="dxa"/>
+              <w:right w:w="100" w:type="dxa"/>
+            </w:tcMar>
+            <w:hideMark/>
+          </w:tcPr>
+          <w:p>
+            <w:pPr>
+              <w:rPr>
+                <w:rFonts w:ascii="Times New Roman" w:hAnsi="Times New Roman" w:cs="Times New Roman"/>
+                <w:bCs/>
+                <w:sz w:val="22"/>
+                <w:szCs w:val="22"/>
+              </w:rPr>
+            </w:pPr>
+            <w:r>
+              <w:rPr>
+                <w:rFonts w:ascii="Times New Roman" w:hAnsi="Times New Roman" w:cs="Times New Roman"/>
+                <w:b/>
+                <w:bCs/>
+                <w:sz w:val="22"/>
+                <w:szCs w:val="22"/>
+              </w:rPr>
+              <w:t>Below  </w:t>
+            </w:r>
+          </w:p>
+          <w:p>
+            <w:pPr>
+              <w:rPr>
+                <w:rFonts w:ascii="Times New Roman" w:hAnsi="Times New Roman" w:cs="Times New Roman"/>
+                <w:bCs/>
+                <w:sz w:val="22"/>
+                <w:szCs w:val="22"/>
+              </w:rPr>
+            </w:pPr>
+            <w:r>
+              <w:rPr>
+                <w:rFonts w:ascii="Times New Roman" w:hAnsi="Times New Roman" w:cs="Times New Roman"/>
+                <w:b/>
+                <w:bCs/>
+                <w:sz w:val="22"/>
+                <w:szCs w:val="22"/>
+              </w:rPr>
+              <w:t>Expectations </w:t>
+            </w:r>
+          </w:p>
+          <w:p>
+            <w:pPr>
+              <w:rPr>
+                <w:rFonts w:ascii="Times New Roman" w:hAnsi="Times New Roman" w:cs="Times New Roman"/>
+                <w:bCs/>
+                <w:sz w:val="22"/>
+                <w:szCs w:val="22"/>
+              </w:rPr>
+            </w:pPr>
+            <w:r>
+              <w:rPr>
+                <w:rFonts w:ascii="Times New Roman" w:hAnsi="Times New Roman" w:cs="Times New Roman"/>
+                <w:b/>
+                <w:bCs/>
+                <w:sz w:val="22"/>
+                <w:szCs w:val="22"/>
+              </w:rPr>
+              <w:t>1</w:t>
+            </w:r>
+          </w:p>
+        </w:tc>
+        <w:tc>
+          <w:tcPr>
+            <w:tcW w:w="0" w:type="auto"/>
+            <w:tcBorders>
+              <w:top w:val="single" w:sz="8" w:space="0" w:color="000000"/>
+              <w:left w:val="single" w:sz="8" w:space="0" w:color="000000"/>
+              <w:bottom w:val="single" w:sz="8" w:space="0" w:color="000000"/>
+              <w:right w:val="single" w:sz="8" w:space="0" w:color="000000"/>
+            </w:tcBorders>
+            <w:tcMar>
+              <w:top w:w="100" w:type="dxa"/>
+              <w:left w:w="100" w:type="dxa"/>
+              <w:bottom w:w="100" w:type="dxa"/>
+              <w:right w:w="100" w:type="dxa"/>
+            </w:tcMar>
+            <w:hideMark/>
+          </w:tcPr>
+          <w:p>
+            <w:pPr>
+              <w:rPr>
+                <w:rFonts w:ascii="Times New Roman" w:hAnsi="Times New Roman" w:cs="Times New Roman"/>
+                <w:bCs/>
+                <w:sz w:val="22"/>
+                <w:szCs w:val="22"/>
+              </w:rPr>
+            </w:pPr>
+            <w:r>
+              <w:rPr>
+                <w:rFonts w:ascii="Times New Roman" w:hAnsi="Times New Roman" w:cs="Times New Roman"/>
+                <w:b/>
+                <w:bCs/>
+                <w:sz w:val="22"/>
+                <w:szCs w:val="22"/>
+              </w:rPr>
+              <w:t>Score</w:t>
+            </w:r>
+          </w:p>
+        </w:tc>
+      </w:tr>
+      <w:tr>
+        <w:trPr>
+          <w:trHeight w:val="4846"/>
+        </w:trPr>
+        <w:tc>
+          <w:tcPr>
+            <w:tcW w:w="0" w:type="auto"/>
+            <w:tcBorders>
+              <w:top w:val="single" w:sz="8" w:space="0" w:color="000000"/>
+              <w:left w:val="single" w:sz="8" w:space="0" w:color="000000"/>
+              <w:bottom w:val="single" w:sz="8" w:space="0" w:color="000000"/>
+              <w:right w:val="single" w:sz="8" w:space="0" w:color="000000"/>
+            </w:tcBorders>
+            <w:tcMar>
+              <w:top w:w="100" w:type="dxa"/>
+              <w:left w:w="100" w:type="dxa"/>
+              <w:bottom w:w="100" w:type="dxa"/>
+              <w:right w:w="100" w:type="dxa"/>
+            </w:tcMar>
+            <w:hideMark/>
+          </w:tcPr>
+          <w:p>
+            <w:pPr>
+              <w:rPr>
+                <w:rFonts w:ascii="Times New Roman" w:hAnsi="Times New Roman" w:cs="Times New Roman"/>
+                <w:bCs/>
+                <w:sz w:val="22"/>
+                <w:szCs w:val="22"/>
+              </w:rPr>
+            </w:pPr>
+            <w:r>
+              <w:rPr>
+                <w:rFonts w:ascii="Times New Roman" w:hAnsi="Times New Roman" w:cs="Times New Roman"/>
+                <w:b/>
+                <w:bCs/>
+                <w:sz w:val="22"/>
+                <w:szCs w:val="22"/>
+              </w:rPr>
+              <w:t xml:space="preserve">Valuing </w:t>
+            </w:r>
+            <w:proofErr w:type="gramStart"/>
+            <w:r>
+              <w:rPr>
+                <w:rFonts w:ascii="Times New Roman" w:hAnsi="Times New Roman" w:cs="Times New Roman"/>
+                <w:b/>
+                <w:bCs/>
+                <w:sz w:val="22"/>
+                <w:szCs w:val="22"/>
+              </w:rPr>
+              <w:t>related  to</w:t>
+            </w:r>
+            <w:proofErr w:type="gramEnd"/>
+            <w:r>
+              <w:rPr>
+                <w:rFonts w:ascii="Times New Roman" w:hAnsi="Times New Roman" w:cs="Times New Roman"/>
+                <w:b/>
+                <w:bCs/>
+                <w:sz w:val="22"/>
+                <w:szCs w:val="22"/>
+              </w:rPr>
+              <w:t xml:space="preserve"> work,  </w:t>
+            </w:r>
+          </w:p>
+          <w:p>
+            <w:pPr>
+              <w:rPr>
+                <w:rFonts w:ascii="Times New Roman" w:hAnsi="Times New Roman" w:cs="Times New Roman"/>
+                <w:bCs/>
+                <w:sz w:val="22"/>
+                <w:szCs w:val="22"/>
+              </w:rPr>
+            </w:pPr>
+            <w:r>
+              <w:rPr>
+                <w:rFonts w:ascii="Times New Roman" w:hAnsi="Times New Roman" w:cs="Times New Roman"/>
+                <w:b/>
+                <w:bCs/>
+                <w:sz w:val="22"/>
+                <w:szCs w:val="22"/>
+              </w:rPr>
+              <w:t>including  </w:t>
+            </w:r>
+          </w:p>
+          <w:p>
+            <w:pPr>
+              <w:rPr>
+                <w:rFonts w:ascii="Times New Roman" w:hAnsi="Times New Roman" w:cs="Times New Roman"/>
+                <w:bCs/>
+                <w:sz w:val="22"/>
+                <w:szCs w:val="22"/>
+              </w:rPr>
+            </w:pPr>
+            <w:proofErr w:type="gramStart"/>
+            <w:r>
+              <w:rPr>
+                <w:rFonts w:ascii="Times New Roman" w:hAnsi="Times New Roman" w:cs="Times New Roman"/>
+                <w:b/>
+                <w:bCs/>
+                <w:sz w:val="22"/>
+                <w:szCs w:val="22"/>
+              </w:rPr>
+              <w:t>responsibility,  and</w:t>
+            </w:r>
+            <w:proofErr w:type="gramEnd"/>
+            <w:r>
+              <w:rPr>
+                <w:rFonts w:ascii="Times New Roman" w:hAnsi="Times New Roman" w:cs="Times New Roman"/>
+                <w:b/>
+                <w:bCs/>
+                <w:sz w:val="22"/>
+                <w:szCs w:val="22"/>
+              </w:rPr>
+              <w:t>  </w:t>
+            </w:r>
+          </w:p>
+          <w:p>
+            <w:pPr>
+              <w:rPr>
+                <w:rFonts w:ascii="Times New Roman" w:hAnsi="Times New Roman" w:cs="Times New Roman"/>
+                <w:bCs/>
+                <w:sz w:val="22"/>
+                <w:szCs w:val="22"/>
+              </w:rPr>
+            </w:pPr>
+            <w:r>
+              <w:rPr>
+                <w:rFonts w:ascii="Times New Roman" w:hAnsi="Times New Roman" w:cs="Times New Roman"/>
+                <w:b/>
+                <w:bCs/>
+                <w:sz w:val="22"/>
+                <w:szCs w:val="22"/>
+              </w:rPr>
+              <w:t>professionalism.</w:t>
+            </w:r>
+          </w:p>
+        </w:tc>
+        <w:tc>
+          <w:tcPr>
+            <w:tcW w:w="0" w:type="auto"/>
+            <w:tcBorders>
+              <w:top w:val="single" w:sz="8" w:space="0" w:color="000000"/>
+              <w:left w:val="single" w:sz="8" w:space="0" w:color="000000"/>
+              <w:bottom w:val="single" w:sz="8" w:space="0" w:color="000000"/>
+              <w:right w:val="single" w:sz="8" w:space="0" w:color="000000"/>
+            </w:tcBorders>
+            <w:tcMar>
+              <w:top w:w="100" w:type="dxa"/>
+              <w:left w:w="100" w:type="dxa"/>
+              <w:bottom w:w="100" w:type="dxa"/>
+              <w:right w:w="100" w:type="dxa"/>
+            </w:tcMar>
+            <w:hideMark/>
+          </w:tcPr>
+          <w:p>
+            <w:pPr>
+              <w:rPr>
+                <w:rFonts w:ascii="Times New Roman" w:hAnsi="Times New Roman" w:cs="Times New Roman"/>
+                <w:bCs/>
+                <w:sz w:val="22"/>
+                <w:szCs w:val="22"/>
+              </w:rPr>
+            </w:pPr>
+            <w:r>
+              <w:rPr>
+                <w:rFonts w:ascii="Times New Roman" w:hAnsi="Times New Roman" w:cs="Times New Roman"/>
+                <w:bCs/>
+                <w:sz w:val="22"/>
+                <w:szCs w:val="22"/>
+              </w:rPr>
+              <w:t>Demonstrates </w:t>
+            </w:r>
+          </w:p>
+          <w:p>
+            <w:pPr>
+              <w:rPr>
+                <w:rFonts w:ascii="Times New Roman" w:hAnsi="Times New Roman" w:cs="Times New Roman"/>
+                <w:bCs/>
+                <w:sz w:val="22"/>
+                <w:szCs w:val="22"/>
+              </w:rPr>
+            </w:pPr>
+            <w:r>
+              <w:rPr>
+                <w:rFonts w:ascii="Times New Roman" w:hAnsi="Times New Roman" w:cs="Times New Roman"/>
+                <w:b/>
+                <w:bCs/>
+                <w:sz w:val="22"/>
+                <w:szCs w:val="22"/>
+              </w:rPr>
+              <w:t>excellent </w:t>
+            </w:r>
+          </w:p>
+          <w:p>
+            <w:pPr>
+              <w:rPr>
+                <w:rFonts w:ascii="Times New Roman" w:hAnsi="Times New Roman" w:cs="Times New Roman"/>
+                <w:bCs/>
+                <w:sz w:val="22"/>
+                <w:szCs w:val="22"/>
+              </w:rPr>
+            </w:pPr>
+            <w:r>
+              <w:rPr>
+                <w:rFonts w:ascii="Times New Roman" w:hAnsi="Times New Roman" w:cs="Times New Roman"/>
+                <w:bCs/>
+                <w:sz w:val="22"/>
+                <w:szCs w:val="22"/>
+              </w:rPr>
+              <w:t xml:space="preserve">responsibility </w:t>
+            </w:r>
+            <w:proofErr w:type="gramStart"/>
+            <w:r>
+              <w:rPr>
+                <w:rFonts w:ascii="Times New Roman" w:hAnsi="Times New Roman" w:cs="Times New Roman"/>
+                <w:bCs/>
+                <w:sz w:val="22"/>
+                <w:szCs w:val="22"/>
+              </w:rPr>
+              <w:t>and  professionalism</w:t>
+            </w:r>
+            <w:proofErr w:type="gramEnd"/>
+            <w:r>
+              <w:rPr>
+                <w:rFonts w:ascii="Times New Roman" w:hAnsi="Times New Roman" w:cs="Times New Roman"/>
+                <w:bCs/>
+                <w:sz w:val="22"/>
+                <w:szCs w:val="22"/>
+              </w:rPr>
+              <w:t xml:space="preserve"> in  task </w:t>
+            </w:r>
+            <w:proofErr w:type="spellStart"/>
+            <w:r>
+              <w:rPr>
+                <w:rFonts w:ascii="Times New Roman" w:hAnsi="Times New Roman" w:cs="Times New Roman"/>
+                <w:bCs/>
+                <w:sz w:val="22"/>
+                <w:szCs w:val="22"/>
+              </w:rPr>
+              <w:t>managment</w:t>
+            </w:r>
+            <w:proofErr w:type="spellEnd"/>
+            <w:r>
+              <w:rPr>
+                <w:rFonts w:ascii="Times New Roman" w:hAnsi="Times New Roman" w:cs="Times New Roman"/>
+                <w:bCs/>
+                <w:sz w:val="22"/>
+                <w:szCs w:val="22"/>
+              </w:rPr>
+              <w:t xml:space="preserve">.  Shows </w:t>
+            </w:r>
+            <w:r>
+              <w:rPr>
+                <w:rFonts w:ascii="Times New Roman" w:hAnsi="Times New Roman" w:cs="Times New Roman"/>
+                <w:b/>
+                <w:bCs/>
+                <w:sz w:val="22"/>
+                <w:szCs w:val="22"/>
+              </w:rPr>
+              <w:t>strong </w:t>
+            </w:r>
+          </w:p>
+          <w:p>
+            <w:pPr>
+              <w:rPr>
+                <w:rFonts w:ascii="Times New Roman" w:hAnsi="Times New Roman" w:cs="Times New Roman"/>
+                <w:bCs/>
+                <w:sz w:val="22"/>
+                <w:szCs w:val="22"/>
+              </w:rPr>
+            </w:pPr>
+            <w:r>
+              <w:rPr>
+                <w:rFonts w:ascii="Times New Roman" w:hAnsi="Times New Roman" w:cs="Times New Roman"/>
+                <w:b/>
+                <w:bCs/>
+                <w:sz w:val="22"/>
+                <w:szCs w:val="22"/>
+              </w:rPr>
+              <w:t>commitment to </w:t>
+            </w:r>
+          </w:p>
+          <w:p>
+            <w:pPr>
+              <w:rPr>
+                <w:rFonts w:ascii="Times New Roman" w:hAnsi="Times New Roman" w:cs="Times New Roman"/>
+                <w:bCs/>
+                <w:sz w:val="22"/>
+                <w:szCs w:val="22"/>
+              </w:rPr>
+            </w:pPr>
+            <w:r>
+              <w:rPr>
+                <w:rFonts w:ascii="Times New Roman" w:hAnsi="Times New Roman" w:cs="Times New Roman"/>
+                <w:bCs/>
+                <w:sz w:val="22"/>
+                <w:szCs w:val="22"/>
+              </w:rPr>
+              <w:t>quality work,  </w:t>
+            </w:r>
+          </w:p>
+          <w:p>
+            <w:pPr>
+              <w:rPr>
+                <w:rFonts w:ascii="Times New Roman" w:hAnsi="Times New Roman" w:cs="Times New Roman"/>
+                <w:bCs/>
+                <w:sz w:val="22"/>
+                <w:szCs w:val="22"/>
+              </w:rPr>
+            </w:pPr>
+            <w:r>
+              <w:rPr>
+                <w:rFonts w:ascii="Times New Roman" w:hAnsi="Times New Roman" w:cs="Times New Roman"/>
+                <w:bCs/>
+                <w:sz w:val="22"/>
+                <w:szCs w:val="22"/>
+              </w:rPr>
+              <w:t>meeting the  </w:t>
+            </w:r>
+          </w:p>
+          <w:p>
+            <w:pPr>
+              <w:rPr>
+                <w:rFonts w:ascii="Times New Roman" w:hAnsi="Times New Roman" w:cs="Times New Roman"/>
+                <w:bCs/>
+                <w:sz w:val="22"/>
+                <w:szCs w:val="22"/>
+              </w:rPr>
+            </w:pPr>
+            <w:r>
+              <w:rPr>
+                <w:rFonts w:ascii="Times New Roman" w:hAnsi="Times New Roman" w:cs="Times New Roman"/>
+                <w:bCs/>
+                <w:sz w:val="22"/>
+                <w:szCs w:val="22"/>
+              </w:rPr>
+              <w:t>deadline, and  </w:t>
+            </w:r>
+          </w:p>
+          <w:p>
+            <w:pPr>
+              <w:rPr>
+                <w:rFonts w:ascii="Times New Roman" w:hAnsi="Times New Roman" w:cs="Times New Roman"/>
+                <w:bCs/>
+                <w:sz w:val="22"/>
+                <w:szCs w:val="22"/>
+              </w:rPr>
+            </w:pPr>
+            <w:proofErr w:type="gramStart"/>
+            <w:r>
+              <w:rPr>
+                <w:rFonts w:ascii="Times New Roman" w:hAnsi="Times New Roman" w:cs="Times New Roman"/>
+                <w:bCs/>
+                <w:sz w:val="22"/>
+                <w:szCs w:val="22"/>
+              </w:rPr>
+              <w:t>comprehensive,  well</w:t>
+            </w:r>
+            <w:proofErr w:type="gramEnd"/>
+            <w:r>
+              <w:rPr>
+                <w:rFonts w:ascii="Times New Roman" w:hAnsi="Times New Roman" w:cs="Times New Roman"/>
+                <w:bCs/>
+                <w:sz w:val="22"/>
+                <w:szCs w:val="22"/>
+              </w:rPr>
+              <w:t>-organized  </w:t>
+            </w:r>
+          </w:p>
+          <w:p>
+            <w:pPr>
+              <w:rPr>
+                <w:rFonts w:ascii="Times New Roman" w:hAnsi="Times New Roman" w:cs="Times New Roman"/>
+                <w:bCs/>
+                <w:sz w:val="22"/>
+                <w:szCs w:val="22"/>
+              </w:rPr>
+            </w:pPr>
+            <w:r>
+              <w:rPr>
+                <w:rFonts w:ascii="Times New Roman" w:hAnsi="Times New Roman" w:cs="Times New Roman"/>
+                <w:b/>
+                <w:bCs/>
+                <w:sz w:val="22"/>
+                <w:szCs w:val="22"/>
+              </w:rPr>
+              <w:t>effective </w:t>
+            </w:r>
+          </w:p>
+          <w:p>
+            <w:pPr>
+              <w:rPr>
+                <w:rFonts w:ascii="Times New Roman" w:hAnsi="Times New Roman" w:cs="Times New Roman"/>
+                <w:bCs/>
+                <w:sz w:val="22"/>
+                <w:szCs w:val="22"/>
+              </w:rPr>
+            </w:pPr>
+            <w:r>
+              <w:rPr>
+                <w:rFonts w:ascii="Times New Roman" w:hAnsi="Times New Roman" w:cs="Times New Roman"/>
+                <w:b/>
+                <w:bCs/>
+                <w:sz w:val="22"/>
+                <w:szCs w:val="22"/>
+              </w:rPr>
+              <w:t>documentation </w:t>
+            </w:r>
+          </w:p>
+          <w:p>
+            <w:pPr>
+              <w:rPr>
+                <w:rFonts w:ascii="Times New Roman" w:hAnsi="Times New Roman" w:cs="Times New Roman"/>
+                <w:bCs/>
+                <w:sz w:val="22"/>
+                <w:szCs w:val="22"/>
+              </w:rPr>
+            </w:pPr>
+            <w:r>
+              <w:rPr>
+                <w:rFonts w:ascii="Times New Roman" w:hAnsi="Times New Roman" w:cs="Times New Roman"/>
+                <w:bCs/>
+                <w:sz w:val="22"/>
+                <w:szCs w:val="22"/>
+              </w:rPr>
+              <w:t>following all  </w:t>
+            </w:r>
+          </w:p>
+          <w:p>
+            <w:pPr>
+              <w:rPr>
+                <w:rFonts w:ascii="Times New Roman" w:hAnsi="Times New Roman" w:cs="Times New Roman"/>
+                <w:bCs/>
+                <w:sz w:val="22"/>
+                <w:szCs w:val="22"/>
+              </w:rPr>
+            </w:pPr>
+            <w:r>
+              <w:rPr>
+                <w:rFonts w:ascii="Times New Roman" w:hAnsi="Times New Roman" w:cs="Times New Roman"/>
+                <w:bCs/>
+                <w:sz w:val="22"/>
+                <w:szCs w:val="22"/>
+              </w:rPr>
+              <w:t>guidelines with  </w:t>
+            </w:r>
+          </w:p>
+          <w:p>
+            <w:pPr>
+              <w:rPr>
+                <w:rFonts w:ascii="Times New Roman" w:hAnsi="Times New Roman" w:cs="Times New Roman"/>
+                <w:bCs/>
+                <w:sz w:val="22"/>
+                <w:szCs w:val="22"/>
+              </w:rPr>
+            </w:pPr>
+            <w:r>
+              <w:rPr>
+                <w:rFonts w:ascii="Times New Roman" w:hAnsi="Times New Roman" w:cs="Times New Roman"/>
+                <w:bCs/>
+                <w:sz w:val="22"/>
+                <w:szCs w:val="22"/>
+              </w:rPr>
+              <w:t>exemplary  </w:t>
+            </w:r>
+          </w:p>
+          <w:p>
+            <w:pPr>
+              <w:rPr>
+                <w:rFonts w:ascii="Times New Roman" w:hAnsi="Times New Roman" w:cs="Times New Roman"/>
+                <w:bCs/>
+                <w:sz w:val="22"/>
+                <w:szCs w:val="22"/>
+              </w:rPr>
+            </w:pPr>
+            <w:r>
+              <w:rPr>
+                <w:rFonts w:ascii="Times New Roman" w:hAnsi="Times New Roman" w:cs="Times New Roman"/>
+                <w:bCs/>
+                <w:sz w:val="22"/>
+                <w:szCs w:val="22"/>
+              </w:rPr>
+              <w:t>attention to detail.</w:t>
+            </w:r>
+          </w:p>
+        </w:tc>
+        <w:tc>
+          <w:tcPr>
+            <w:tcW w:w="2832" w:type="dxa"/>
+            <w:tcBorders>
+              <w:top w:val="single" w:sz="8" w:space="0" w:color="000000"/>
+              <w:left w:val="single" w:sz="8" w:space="0" w:color="000000"/>
+              <w:bottom w:val="single" w:sz="8" w:space="0" w:color="000000"/>
+              <w:right w:val="single" w:sz="8" w:space="0" w:color="000000"/>
+            </w:tcBorders>
+            <w:tcMar>
+              <w:top w:w="100" w:type="dxa"/>
+              <w:left w:w="100" w:type="dxa"/>
+              <w:bottom w:w="100" w:type="dxa"/>
+              <w:right w:w="100" w:type="dxa"/>
+            </w:tcMar>
+            <w:hideMark/>
+          </w:tcPr>
+          <w:p>
+            <w:pPr>
+              <w:rPr>
+                <w:rFonts w:ascii="Times New Roman" w:hAnsi="Times New Roman" w:cs="Times New Roman"/>
+                <w:bCs/>
+                <w:sz w:val="22"/>
+                <w:szCs w:val="22"/>
+              </w:rPr>
+            </w:pPr>
+            <w:r>
+              <w:rPr>
+                <w:rFonts w:ascii="Times New Roman" w:hAnsi="Times New Roman" w:cs="Times New Roman"/>
+                <w:bCs/>
+                <w:sz w:val="22"/>
+                <w:szCs w:val="22"/>
+              </w:rPr>
+              <w:t>Demonstrates  </w:t>
+            </w:r>
+          </w:p>
+          <w:p>
+            <w:pPr>
+              <w:rPr>
+                <w:rFonts w:ascii="Times New Roman" w:hAnsi="Times New Roman" w:cs="Times New Roman"/>
+                <w:bCs/>
+                <w:sz w:val="22"/>
+                <w:szCs w:val="22"/>
+              </w:rPr>
+            </w:pPr>
+            <w:r>
+              <w:rPr>
+                <w:rFonts w:ascii="Times New Roman" w:hAnsi="Times New Roman" w:cs="Times New Roman"/>
+                <w:b/>
+                <w:bCs/>
+                <w:sz w:val="22"/>
+                <w:szCs w:val="22"/>
+              </w:rPr>
+              <w:t>some </w:t>
+            </w:r>
+          </w:p>
+          <w:p>
+            <w:pPr>
+              <w:rPr>
+                <w:rFonts w:ascii="Times New Roman" w:hAnsi="Times New Roman" w:cs="Times New Roman"/>
+                <w:bCs/>
+                <w:sz w:val="22"/>
+                <w:szCs w:val="22"/>
+              </w:rPr>
+            </w:pPr>
+            <w:r>
+              <w:rPr>
+                <w:rFonts w:ascii="Times New Roman" w:hAnsi="Times New Roman" w:cs="Times New Roman"/>
+                <w:bCs/>
+                <w:sz w:val="22"/>
+                <w:szCs w:val="22"/>
+              </w:rPr>
+              <w:t xml:space="preserve">responsibility </w:t>
+            </w:r>
+            <w:proofErr w:type="gramStart"/>
+            <w:r>
+              <w:rPr>
+                <w:rFonts w:ascii="Times New Roman" w:hAnsi="Times New Roman" w:cs="Times New Roman"/>
+                <w:bCs/>
+                <w:sz w:val="22"/>
+                <w:szCs w:val="22"/>
+              </w:rPr>
+              <w:t>and  professionalism</w:t>
+            </w:r>
+            <w:proofErr w:type="gramEnd"/>
+            <w:r>
+              <w:rPr>
+                <w:rFonts w:ascii="Times New Roman" w:hAnsi="Times New Roman" w:cs="Times New Roman"/>
+                <w:bCs/>
+                <w:sz w:val="22"/>
+                <w:szCs w:val="22"/>
+              </w:rPr>
+              <w:t>.  Displays  </w:t>
+            </w:r>
+          </w:p>
+          <w:p>
+            <w:pPr>
+              <w:rPr>
+                <w:rFonts w:ascii="Times New Roman" w:hAnsi="Times New Roman" w:cs="Times New Roman"/>
+                <w:bCs/>
+                <w:sz w:val="22"/>
+                <w:szCs w:val="22"/>
+              </w:rPr>
+            </w:pPr>
+            <w:r>
+              <w:rPr>
+                <w:rFonts w:ascii="Times New Roman" w:hAnsi="Times New Roman" w:cs="Times New Roman"/>
+                <w:b/>
+                <w:bCs/>
+                <w:sz w:val="22"/>
+                <w:szCs w:val="22"/>
+              </w:rPr>
+              <w:t>moderate </w:t>
+            </w:r>
+          </w:p>
+          <w:p>
+            <w:pPr>
+              <w:rPr>
+                <w:rFonts w:ascii="Times New Roman" w:hAnsi="Times New Roman" w:cs="Times New Roman"/>
+                <w:bCs/>
+                <w:sz w:val="22"/>
+                <w:szCs w:val="22"/>
+              </w:rPr>
+            </w:pPr>
+            <w:r>
+              <w:rPr>
+                <w:rFonts w:ascii="Times New Roman" w:hAnsi="Times New Roman" w:cs="Times New Roman"/>
+                <w:b/>
+                <w:bCs/>
+                <w:sz w:val="22"/>
+                <w:szCs w:val="22"/>
+              </w:rPr>
+              <w:t xml:space="preserve">commitment </w:t>
+            </w:r>
+            <w:proofErr w:type="gramStart"/>
+            <w:r>
+              <w:rPr>
+                <w:rFonts w:ascii="Times New Roman" w:hAnsi="Times New Roman" w:cs="Times New Roman"/>
+                <w:b/>
+                <w:bCs/>
+                <w:sz w:val="22"/>
+                <w:szCs w:val="22"/>
+              </w:rPr>
+              <w:t xml:space="preserve">to  </w:t>
+            </w:r>
+            <w:r>
+              <w:rPr>
+                <w:rFonts w:ascii="Times New Roman" w:hAnsi="Times New Roman" w:cs="Times New Roman"/>
+                <w:bCs/>
+                <w:sz w:val="22"/>
+                <w:szCs w:val="22"/>
+              </w:rPr>
+              <w:t>quality</w:t>
+            </w:r>
+            <w:proofErr w:type="gramEnd"/>
+            <w:r>
+              <w:rPr>
+                <w:rFonts w:ascii="Times New Roman" w:hAnsi="Times New Roman" w:cs="Times New Roman"/>
+                <w:bCs/>
+                <w:sz w:val="22"/>
+                <w:szCs w:val="22"/>
+              </w:rPr>
+              <w:t xml:space="preserve"> work,  </w:t>
+            </w:r>
+          </w:p>
+          <w:p>
+            <w:pPr>
+              <w:rPr>
+                <w:rFonts w:ascii="Times New Roman" w:hAnsi="Times New Roman" w:cs="Times New Roman"/>
+                <w:bCs/>
+                <w:sz w:val="22"/>
+                <w:szCs w:val="22"/>
+              </w:rPr>
+            </w:pPr>
+            <w:r>
+              <w:rPr>
+                <w:rFonts w:ascii="Times New Roman" w:hAnsi="Times New Roman" w:cs="Times New Roman"/>
+                <w:bCs/>
+                <w:sz w:val="22"/>
+                <w:szCs w:val="22"/>
+              </w:rPr>
+              <w:t>meets the  </w:t>
+            </w:r>
+          </w:p>
+          <w:p>
+            <w:pPr>
+              <w:rPr>
+                <w:rFonts w:ascii="Times New Roman" w:hAnsi="Times New Roman" w:cs="Times New Roman"/>
+                <w:bCs/>
+                <w:sz w:val="22"/>
+                <w:szCs w:val="22"/>
+              </w:rPr>
+            </w:pPr>
+            <w:r>
+              <w:rPr>
+                <w:rFonts w:ascii="Times New Roman" w:hAnsi="Times New Roman" w:cs="Times New Roman"/>
+                <w:bCs/>
+                <w:sz w:val="22"/>
+                <w:szCs w:val="22"/>
+              </w:rPr>
+              <w:t>deadline and  </w:t>
+            </w:r>
+          </w:p>
+          <w:p>
+            <w:pPr>
+              <w:rPr>
+                <w:rFonts w:ascii="Times New Roman" w:hAnsi="Times New Roman" w:cs="Times New Roman"/>
+                <w:bCs/>
+                <w:sz w:val="22"/>
+                <w:szCs w:val="22"/>
+              </w:rPr>
+            </w:pPr>
+            <w:r>
+              <w:rPr>
+                <w:rFonts w:ascii="Times New Roman" w:hAnsi="Times New Roman" w:cs="Times New Roman"/>
+                <w:bCs/>
+                <w:sz w:val="22"/>
+                <w:szCs w:val="22"/>
+              </w:rPr>
+              <w:t xml:space="preserve">shows </w:t>
+            </w:r>
+            <w:r>
+              <w:rPr>
+                <w:rFonts w:ascii="Times New Roman" w:hAnsi="Times New Roman" w:cs="Times New Roman"/>
+                <w:b/>
+                <w:bCs/>
+                <w:sz w:val="22"/>
+                <w:szCs w:val="22"/>
+              </w:rPr>
+              <w:t xml:space="preserve">sufficient thoroughness </w:t>
+            </w:r>
+            <w:proofErr w:type="gramStart"/>
+            <w:r>
+              <w:rPr>
+                <w:rFonts w:ascii="Times New Roman" w:hAnsi="Times New Roman" w:cs="Times New Roman"/>
+                <w:bCs/>
+                <w:sz w:val="22"/>
+                <w:szCs w:val="22"/>
+              </w:rPr>
+              <w:t>in  documentation</w:t>
+            </w:r>
+            <w:proofErr w:type="gramEnd"/>
+            <w:r>
+              <w:rPr>
+                <w:rFonts w:ascii="Times New Roman" w:hAnsi="Times New Roman" w:cs="Times New Roman"/>
+                <w:bCs/>
+                <w:sz w:val="22"/>
+                <w:szCs w:val="22"/>
+              </w:rPr>
+              <w:t>,  adhering to  </w:t>
+            </w:r>
+          </w:p>
+          <w:p>
+            <w:pPr>
+              <w:rPr>
+                <w:rFonts w:ascii="Times New Roman" w:hAnsi="Times New Roman" w:cs="Times New Roman"/>
+                <w:bCs/>
+                <w:sz w:val="22"/>
+                <w:szCs w:val="22"/>
+              </w:rPr>
+            </w:pPr>
+            <w:r>
+              <w:rPr>
+                <w:rFonts w:ascii="Times New Roman" w:hAnsi="Times New Roman" w:cs="Times New Roman"/>
+                <w:bCs/>
+                <w:sz w:val="22"/>
+                <w:szCs w:val="22"/>
+              </w:rPr>
+              <w:t xml:space="preserve">guidelines, </w:t>
+            </w:r>
+            <w:proofErr w:type="gramStart"/>
+            <w:r>
+              <w:rPr>
+                <w:rFonts w:ascii="Times New Roman" w:hAnsi="Times New Roman" w:cs="Times New Roman"/>
+                <w:bCs/>
+                <w:sz w:val="22"/>
+                <w:szCs w:val="22"/>
+              </w:rPr>
+              <w:t>with  some</w:t>
+            </w:r>
+            <w:proofErr w:type="gramEnd"/>
+            <w:r>
+              <w:rPr>
+                <w:rFonts w:ascii="Times New Roman" w:hAnsi="Times New Roman" w:cs="Times New Roman"/>
+                <w:bCs/>
+                <w:sz w:val="22"/>
+                <w:szCs w:val="22"/>
+              </w:rPr>
+              <w:t xml:space="preserve"> room for  </w:t>
+            </w:r>
+          </w:p>
+          <w:p>
+            <w:pPr>
+              <w:rPr>
+                <w:rFonts w:ascii="Times New Roman" w:hAnsi="Times New Roman" w:cs="Times New Roman"/>
+                <w:bCs/>
+                <w:sz w:val="22"/>
+                <w:szCs w:val="22"/>
+              </w:rPr>
+            </w:pPr>
+            <w:r>
+              <w:rPr>
+                <w:rFonts w:ascii="Times New Roman" w:hAnsi="Times New Roman" w:cs="Times New Roman"/>
+                <w:bCs/>
+                <w:sz w:val="22"/>
+                <w:szCs w:val="22"/>
+              </w:rPr>
+              <w:t>enhancement.</w:t>
+            </w:r>
+          </w:p>
+        </w:tc>
+        <w:tc>
+          <w:tcPr>
+            <w:tcW w:w="1892" w:type="dxa"/>
+            <w:tcBorders>
+              <w:top w:val="single" w:sz="8" w:space="0" w:color="000000"/>
+              <w:left w:val="single" w:sz="8" w:space="0" w:color="000000"/>
+              <w:bottom w:val="single" w:sz="8" w:space="0" w:color="000000"/>
+              <w:right w:val="single" w:sz="8" w:space="0" w:color="000000"/>
+            </w:tcBorders>
+            <w:tcMar>
+              <w:top w:w="100" w:type="dxa"/>
+              <w:left w:w="100" w:type="dxa"/>
+              <w:bottom w:w="100" w:type="dxa"/>
+              <w:right w:w="100" w:type="dxa"/>
+            </w:tcMar>
+            <w:hideMark/>
+          </w:tcPr>
+          <w:p>
+            <w:pPr>
+              <w:rPr>
+                <w:rFonts w:ascii="Times New Roman" w:hAnsi="Times New Roman" w:cs="Times New Roman"/>
+                <w:bCs/>
+                <w:sz w:val="22"/>
+                <w:szCs w:val="22"/>
+              </w:rPr>
+            </w:pPr>
+            <w:proofErr w:type="gramStart"/>
+            <w:r>
+              <w:rPr>
+                <w:rFonts w:ascii="Times New Roman" w:hAnsi="Times New Roman" w:cs="Times New Roman"/>
+                <w:bCs/>
+                <w:sz w:val="22"/>
+                <w:szCs w:val="22"/>
+              </w:rPr>
+              <w:t xml:space="preserve">Demonstrates  </w:t>
+            </w:r>
+            <w:r>
+              <w:rPr>
+                <w:rFonts w:ascii="Times New Roman" w:hAnsi="Times New Roman" w:cs="Times New Roman"/>
+                <w:b/>
+                <w:bCs/>
+                <w:sz w:val="22"/>
+                <w:szCs w:val="22"/>
+              </w:rPr>
+              <w:t>limited</w:t>
+            </w:r>
+            <w:proofErr w:type="gramEnd"/>
+            <w:r>
+              <w:rPr>
+                <w:rFonts w:ascii="Times New Roman" w:hAnsi="Times New Roman" w:cs="Times New Roman"/>
+                <w:b/>
+                <w:bCs/>
+                <w:sz w:val="22"/>
+                <w:szCs w:val="22"/>
+              </w:rPr>
+              <w:t xml:space="preserve"> effort </w:t>
+            </w:r>
+            <w:r>
+              <w:rPr>
+                <w:rFonts w:ascii="Times New Roman" w:hAnsi="Times New Roman" w:cs="Times New Roman"/>
+                <w:bCs/>
+                <w:sz w:val="22"/>
+                <w:szCs w:val="22"/>
+              </w:rPr>
+              <w:t>in  responsibility  </w:t>
+            </w:r>
+          </w:p>
+          <w:p>
+            <w:pPr>
+              <w:rPr>
+                <w:rFonts w:ascii="Times New Roman" w:hAnsi="Times New Roman" w:cs="Times New Roman"/>
+                <w:bCs/>
+                <w:sz w:val="22"/>
+                <w:szCs w:val="22"/>
+              </w:rPr>
+            </w:pPr>
+            <w:r>
+              <w:rPr>
+                <w:rFonts w:ascii="Times New Roman" w:hAnsi="Times New Roman" w:cs="Times New Roman"/>
+                <w:bCs/>
+                <w:sz w:val="22"/>
+                <w:szCs w:val="22"/>
+              </w:rPr>
+              <w:t>and  </w:t>
+            </w:r>
+          </w:p>
+          <w:p>
+            <w:pPr>
+              <w:rPr>
+                <w:rFonts w:ascii="Times New Roman" w:hAnsi="Times New Roman" w:cs="Times New Roman"/>
+                <w:bCs/>
+                <w:sz w:val="22"/>
+                <w:szCs w:val="22"/>
+              </w:rPr>
+            </w:pPr>
+            <w:r>
+              <w:rPr>
+                <w:rFonts w:ascii="Times New Roman" w:hAnsi="Times New Roman" w:cs="Times New Roman"/>
+                <w:bCs/>
+                <w:sz w:val="22"/>
+                <w:szCs w:val="22"/>
+              </w:rPr>
+              <w:t>professionalism.  Misses the  </w:t>
+            </w:r>
+          </w:p>
+          <w:p>
+            <w:pPr>
+              <w:rPr>
+                <w:rFonts w:ascii="Times New Roman" w:hAnsi="Times New Roman" w:cs="Times New Roman"/>
+                <w:bCs/>
+                <w:sz w:val="22"/>
+                <w:szCs w:val="22"/>
+              </w:rPr>
+            </w:pPr>
+            <w:r>
+              <w:rPr>
+                <w:rFonts w:ascii="Times New Roman" w:hAnsi="Times New Roman" w:cs="Times New Roman"/>
+                <w:bCs/>
+                <w:sz w:val="22"/>
+                <w:szCs w:val="22"/>
+              </w:rPr>
+              <w:t>deadline with  </w:t>
+            </w:r>
+          </w:p>
+          <w:p>
+            <w:pPr>
+              <w:rPr>
+                <w:rFonts w:ascii="Times New Roman" w:hAnsi="Times New Roman" w:cs="Times New Roman"/>
+                <w:bCs/>
+                <w:sz w:val="22"/>
+                <w:szCs w:val="22"/>
+              </w:rPr>
+            </w:pPr>
+            <w:r>
+              <w:rPr>
+                <w:rFonts w:ascii="Times New Roman" w:hAnsi="Times New Roman" w:cs="Times New Roman"/>
+                <w:b/>
+                <w:bCs/>
+                <w:sz w:val="22"/>
+                <w:szCs w:val="22"/>
+              </w:rPr>
+              <w:t>notable  </w:t>
+            </w:r>
+          </w:p>
+          <w:p>
+            <w:pPr>
+              <w:rPr>
+                <w:rFonts w:ascii="Times New Roman" w:hAnsi="Times New Roman" w:cs="Times New Roman"/>
+                <w:bCs/>
+                <w:sz w:val="22"/>
+                <w:szCs w:val="22"/>
+              </w:rPr>
+            </w:pPr>
+            <w:r>
+              <w:rPr>
+                <w:rFonts w:ascii="Times New Roman" w:hAnsi="Times New Roman" w:cs="Times New Roman"/>
+                <w:b/>
+                <w:bCs/>
+                <w:sz w:val="22"/>
+                <w:szCs w:val="22"/>
+              </w:rPr>
+              <w:t xml:space="preserve">inconsistency </w:t>
+            </w:r>
+            <w:proofErr w:type="gramStart"/>
+            <w:r>
+              <w:rPr>
+                <w:rFonts w:ascii="Times New Roman" w:hAnsi="Times New Roman" w:cs="Times New Roman"/>
+                <w:bCs/>
+                <w:sz w:val="22"/>
+                <w:szCs w:val="22"/>
+              </w:rPr>
+              <w:t>in  quality</w:t>
+            </w:r>
+            <w:proofErr w:type="gramEnd"/>
+            <w:r>
+              <w:rPr>
+                <w:rFonts w:ascii="Times New Roman" w:hAnsi="Times New Roman" w:cs="Times New Roman"/>
+                <w:bCs/>
+                <w:sz w:val="22"/>
+                <w:szCs w:val="22"/>
+              </w:rPr>
+              <w:t xml:space="preserve"> work and  shows  </w:t>
+            </w:r>
+          </w:p>
+          <w:p>
+            <w:pPr>
+              <w:rPr>
+                <w:rFonts w:ascii="Times New Roman" w:hAnsi="Times New Roman" w:cs="Times New Roman"/>
+                <w:bCs/>
+                <w:sz w:val="22"/>
+                <w:szCs w:val="22"/>
+              </w:rPr>
+            </w:pPr>
+            <w:r>
+              <w:rPr>
+                <w:rFonts w:ascii="Times New Roman" w:hAnsi="Times New Roman" w:cs="Times New Roman"/>
+                <w:b/>
+                <w:bCs/>
+                <w:sz w:val="22"/>
+                <w:szCs w:val="22"/>
+              </w:rPr>
+              <w:t>insufficient </w:t>
+            </w:r>
+          </w:p>
+          <w:p>
+            <w:pPr>
+              <w:rPr>
+                <w:rFonts w:ascii="Times New Roman" w:hAnsi="Times New Roman" w:cs="Times New Roman"/>
+                <w:bCs/>
+                <w:sz w:val="22"/>
+                <w:szCs w:val="22"/>
+              </w:rPr>
+            </w:pPr>
+            <w:r>
+              <w:rPr>
+                <w:rFonts w:ascii="Times New Roman" w:hAnsi="Times New Roman" w:cs="Times New Roman"/>
+                <w:bCs/>
+                <w:sz w:val="22"/>
+                <w:szCs w:val="22"/>
+              </w:rPr>
+              <w:t xml:space="preserve">thoroughness </w:t>
+            </w:r>
+            <w:proofErr w:type="gramStart"/>
+            <w:r>
+              <w:rPr>
+                <w:rFonts w:ascii="Times New Roman" w:hAnsi="Times New Roman" w:cs="Times New Roman"/>
+                <w:bCs/>
+                <w:sz w:val="22"/>
+                <w:szCs w:val="22"/>
+              </w:rPr>
+              <w:t>or  clarity</w:t>
+            </w:r>
+            <w:proofErr w:type="gramEnd"/>
+            <w:r>
+              <w:rPr>
+                <w:rFonts w:ascii="Times New Roman" w:hAnsi="Times New Roman" w:cs="Times New Roman"/>
+                <w:bCs/>
+                <w:sz w:val="22"/>
+                <w:szCs w:val="22"/>
+              </w:rPr>
+              <w:t xml:space="preserve"> in  </w:t>
+            </w:r>
+          </w:p>
+          <w:p>
+            <w:pPr>
+              <w:rPr>
+                <w:rFonts w:ascii="Times New Roman" w:hAnsi="Times New Roman" w:cs="Times New Roman"/>
+                <w:bCs/>
+                <w:sz w:val="22"/>
+                <w:szCs w:val="22"/>
+              </w:rPr>
+            </w:pPr>
+            <w:proofErr w:type="gramStart"/>
+            <w:r>
+              <w:rPr>
+                <w:rFonts w:ascii="Times New Roman" w:hAnsi="Times New Roman" w:cs="Times New Roman"/>
+                <w:bCs/>
+                <w:sz w:val="22"/>
+                <w:szCs w:val="22"/>
+              </w:rPr>
+              <w:t>documentation,  necessitating</w:t>
+            </w:r>
+            <w:proofErr w:type="gramEnd"/>
+            <w:r>
+              <w:rPr>
+                <w:rFonts w:ascii="Times New Roman" w:hAnsi="Times New Roman" w:cs="Times New Roman"/>
+                <w:bCs/>
+                <w:sz w:val="22"/>
+                <w:szCs w:val="22"/>
+              </w:rPr>
+              <w:t>  </w:t>
+            </w:r>
+          </w:p>
+          <w:p>
+            <w:pPr>
+              <w:rPr>
+                <w:rFonts w:ascii="Times New Roman" w:hAnsi="Times New Roman" w:cs="Times New Roman"/>
+                <w:bCs/>
+                <w:sz w:val="22"/>
+                <w:szCs w:val="22"/>
+              </w:rPr>
+            </w:pPr>
+            <w:r>
+              <w:rPr>
+                <w:rFonts w:ascii="Times New Roman" w:hAnsi="Times New Roman" w:cs="Times New Roman"/>
+                <w:bCs/>
+                <w:sz w:val="22"/>
+                <w:szCs w:val="22"/>
+              </w:rPr>
+              <w:t>improvements.</w:t>
+            </w:r>
+          </w:p>
+        </w:tc>
+        <w:tc>
+          <w:tcPr>
+            <w:tcW w:w="2084" w:type="dxa"/>
+            <w:tcBorders>
+              <w:top w:val="single" w:sz="8" w:space="0" w:color="000000"/>
+              <w:left w:val="single" w:sz="8" w:space="0" w:color="000000"/>
+              <w:bottom w:val="single" w:sz="8" w:space="0" w:color="000000"/>
+              <w:right w:val="single" w:sz="8" w:space="0" w:color="000000"/>
+            </w:tcBorders>
+            <w:tcMar>
+              <w:top w:w="100" w:type="dxa"/>
+              <w:left w:w="100" w:type="dxa"/>
+              <w:bottom w:w="100" w:type="dxa"/>
+              <w:right w:w="100" w:type="dxa"/>
+            </w:tcMar>
+            <w:hideMark/>
+          </w:tcPr>
+          <w:p>
+            <w:pPr>
+              <w:rPr>
+                <w:rFonts w:ascii="Times New Roman" w:hAnsi="Times New Roman" w:cs="Times New Roman"/>
+                <w:bCs/>
+                <w:sz w:val="22"/>
+                <w:szCs w:val="22"/>
+              </w:rPr>
+            </w:pPr>
+            <w:r>
+              <w:rPr>
+                <w:rFonts w:ascii="Times New Roman" w:hAnsi="Times New Roman" w:cs="Times New Roman"/>
+                <w:bCs/>
+                <w:sz w:val="22"/>
+                <w:szCs w:val="22"/>
+              </w:rPr>
+              <w:t xml:space="preserve">Demonstrates </w:t>
+            </w:r>
+            <w:proofErr w:type="gramStart"/>
+            <w:r>
+              <w:rPr>
+                <w:rFonts w:ascii="Times New Roman" w:hAnsi="Times New Roman" w:cs="Times New Roman"/>
+                <w:bCs/>
+                <w:sz w:val="22"/>
+                <w:szCs w:val="22"/>
+              </w:rPr>
+              <w:t xml:space="preserve">a  </w:t>
+            </w:r>
+            <w:r>
+              <w:rPr>
+                <w:rFonts w:ascii="Times New Roman" w:hAnsi="Times New Roman" w:cs="Times New Roman"/>
+                <w:b/>
+                <w:bCs/>
+                <w:sz w:val="22"/>
+                <w:szCs w:val="22"/>
+              </w:rPr>
+              <w:t>lack</w:t>
+            </w:r>
+            <w:proofErr w:type="gramEnd"/>
+            <w:r>
+              <w:rPr>
+                <w:rFonts w:ascii="Times New Roman" w:hAnsi="Times New Roman" w:cs="Times New Roman"/>
+                <w:b/>
+                <w:bCs/>
+                <w:sz w:val="22"/>
+                <w:szCs w:val="22"/>
+              </w:rPr>
+              <w:t xml:space="preserve"> </w:t>
+            </w:r>
+            <w:r>
+              <w:rPr>
+                <w:rFonts w:ascii="Times New Roman" w:hAnsi="Times New Roman" w:cs="Times New Roman"/>
+                <w:bCs/>
+                <w:sz w:val="22"/>
+                <w:szCs w:val="22"/>
+              </w:rPr>
+              <w:t>of  </w:t>
+            </w:r>
+          </w:p>
+          <w:p>
+            <w:pPr>
+              <w:rPr>
+                <w:rFonts w:ascii="Times New Roman" w:hAnsi="Times New Roman" w:cs="Times New Roman"/>
+                <w:bCs/>
+                <w:sz w:val="22"/>
+                <w:szCs w:val="22"/>
+              </w:rPr>
+            </w:pPr>
+            <w:r>
+              <w:rPr>
+                <w:rFonts w:ascii="Times New Roman" w:hAnsi="Times New Roman" w:cs="Times New Roman"/>
+                <w:bCs/>
+                <w:sz w:val="22"/>
+                <w:szCs w:val="22"/>
+              </w:rPr>
+              <w:t>responsibility  </w:t>
+            </w:r>
+          </w:p>
+          <w:p>
+            <w:pPr>
+              <w:rPr>
+                <w:rFonts w:ascii="Times New Roman" w:hAnsi="Times New Roman" w:cs="Times New Roman"/>
+                <w:bCs/>
+                <w:sz w:val="22"/>
+                <w:szCs w:val="22"/>
+              </w:rPr>
+            </w:pPr>
+            <w:r>
+              <w:rPr>
+                <w:rFonts w:ascii="Times New Roman" w:hAnsi="Times New Roman" w:cs="Times New Roman"/>
+                <w:bCs/>
+                <w:sz w:val="22"/>
+                <w:szCs w:val="22"/>
+              </w:rPr>
+              <w:t>and  </w:t>
+            </w:r>
+          </w:p>
+          <w:p>
+            <w:pPr>
+              <w:rPr>
+                <w:rFonts w:ascii="Times New Roman" w:hAnsi="Times New Roman" w:cs="Times New Roman"/>
+                <w:bCs/>
+                <w:sz w:val="22"/>
+                <w:szCs w:val="22"/>
+              </w:rPr>
+            </w:pPr>
+            <w:r>
+              <w:rPr>
+                <w:rFonts w:ascii="Times New Roman" w:hAnsi="Times New Roman" w:cs="Times New Roman"/>
+                <w:bCs/>
+                <w:sz w:val="22"/>
+                <w:szCs w:val="22"/>
+              </w:rPr>
+              <w:t>professionalism.  Misses the  </w:t>
+            </w:r>
+          </w:p>
+          <w:p>
+            <w:pPr>
+              <w:rPr>
+                <w:rFonts w:ascii="Times New Roman" w:hAnsi="Times New Roman" w:cs="Times New Roman"/>
+                <w:bCs/>
+                <w:sz w:val="22"/>
+                <w:szCs w:val="22"/>
+              </w:rPr>
+            </w:pPr>
+            <w:r>
+              <w:rPr>
+                <w:rFonts w:ascii="Times New Roman" w:hAnsi="Times New Roman" w:cs="Times New Roman"/>
+                <w:bCs/>
+                <w:sz w:val="22"/>
+                <w:szCs w:val="22"/>
+              </w:rPr>
+              <w:t>deadline and  </w:t>
+            </w:r>
+          </w:p>
+          <w:p>
+            <w:pPr>
+              <w:rPr>
+                <w:rFonts w:ascii="Times New Roman" w:hAnsi="Times New Roman" w:cs="Times New Roman"/>
+                <w:bCs/>
+                <w:sz w:val="22"/>
+                <w:szCs w:val="22"/>
+              </w:rPr>
+            </w:pPr>
+            <w:r>
+              <w:rPr>
+                <w:rFonts w:ascii="Times New Roman" w:hAnsi="Times New Roman" w:cs="Times New Roman"/>
+                <w:b/>
+                <w:bCs/>
+                <w:sz w:val="22"/>
+                <w:szCs w:val="22"/>
+              </w:rPr>
+              <w:t xml:space="preserve">lacks </w:t>
+            </w:r>
+            <w:r>
+              <w:rPr>
+                <w:rFonts w:ascii="Times New Roman" w:hAnsi="Times New Roman" w:cs="Times New Roman"/>
+                <w:bCs/>
+                <w:sz w:val="22"/>
+                <w:szCs w:val="22"/>
+              </w:rPr>
+              <w:t>quality  </w:t>
+            </w:r>
+          </w:p>
+          <w:p>
+            <w:pPr>
+              <w:rPr>
+                <w:rFonts w:ascii="Times New Roman" w:hAnsi="Times New Roman" w:cs="Times New Roman"/>
+                <w:bCs/>
+                <w:sz w:val="22"/>
+                <w:szCs w:val="22"/>
+              </w:rPr>
+            </w:pPr>
+            <w:r>
+              <w:rPr>
+                <w:rFonts w:ascii="Times New Roman" w:hAnsi="Times New Roman" w:cs="Times New Roman"/>
+                <w:bCs/>
+                <w:sz w:val="22"/>
+                <w:szCs w:val="22"/>
+              </w:rPr>
+              <w:t>work.  </w:t>
+            </w:r>
+          </w:p>
+          <w:p>
+            <w:pPr>
+              <w:rPr>
+                <w:rFonts w:ascii="Times New Roman" w:hAnsi="Times New Roman" w:cs="Times New Roman"/>
+                <w:bCs/>
+                <w:sz w:val="22"/>
+                <w:szCs w:val="22"/>
+              </w:rPr>
+            </w:pPr>
+            <w:proofErr w:type="gramStart"/>
+            <w:r>
+              <w:rPr>
+                <w:rFonts w:ascii="Times New Roman" w:hAnsi="Times New Roman" w:cs="Times New Roman"/>
+                <w:bCs/>
+                <w:sz w:val="22"/>
+                <w:szCs w:val="22"/>
+              </w:rPr>
+              <w:t>Documentation  is</w:t>
+            </w:r>
+            <w:proofErr w:type="gramEnd"/>
+            <w:r>
+              <w:rPr>
+                <w:rFonts w:ascii="Times New Roman" w:hAnsi="Times New Roman" w:cs="Times New Roman"/>
+                <w:bCs/>
+                <w:sz w:val="22"/>
+                <w:szCs w:val="22"/>
+              </w:rPr>
+              <w:t xml:space="preserve"> incomplete,  </w:t>
+            </w:r>
+          </w:p>
+          <w:p>
+            <w:pPr>
+              <w:rPr>
+                <w:rFonts w:ascii="Times New Roman" w:hAnsi="Times New Roman" w:cs="Times New Roman"/>
+                <w:bCs/>
+                <w:sz w:val="22"/>
+                <w:szCs w:val="22"/>
+              </w:rPr>
+            </w:pPr>
+            <w:r>
+              <w:rPr>
+                <w:rFonts w:ascii="Times New Roman" w:hAnsi="Times New Roman" w:cs="Times New Roman"/>
+                <w:bCs/>
+                <w:sz w:val="22"/>
+                <w:szCs w:val="22"/>
+              </w:rPr>
+              <w:t xml:space="preserve">disorganized, </w:t>
+            </w:r>
+            <w:proofErr w:type="gramStart"/>
+            <w:r>
+              <w:rPr>
+                <w:rFonts w:ascii="Times New Roman" w:hAnsi="Times New Roman" w:cs="Times New Roman"/>
+                <w:bCs/>
+                <w:sz w:val="22"/>
+                <w:szCs w:val="22"/>
+              </w:rPr>
+              <w:t>or  unclear</w:t>
+            </w:r>
+            <w:proofErr w:type="gramEnd"/>
+            <w:r>
+              <w:rPr>
+                <w:rFonts w:ascii="Times New Roman" w:hAnsi="Times New Roman" w:cs="Times New Roman"/>
+                <w:bCs/>
+                <w:sz w:val="22"/>
+                <w:szCs w:val="22"/>
+              </w:rPr>
+              <w:t>.</w:t>
+            </w:r>
+          </w:p>
+        </w:tc>
+        <w:tc>
+          <w:tcPr>
+            <w:tcW w:w="0" w:type="auto"/>
+            <w:tcBorders>
+              <w:top w:val="single" w:sz="8" w:space="0" w:color="000000"/>
+              <w:left w:val="single" w:sz="8" w:space="0" w:color="000000"/>
+              <w:bottom w:val="single" w:sz="8" w:space="0" w:color="000000"/>
+              <w:right w:val="single" w:sz="8" w:space="0" w:color="000000"/>
+            </w:tcBorders>
+            <w:tcMar>
+              <w:top w:w="100" w:type="dxa"/>
+              <w:left w:w="100" w:type="dxa"/>
+              <w:bottom w:w="100" w:type="dxa"/>
+              <w:right w:w="100" w:type="dxa"/>
+            </w:tcMar>
+            <w:hideMark/>
+          </w:tcPr>
+          <w:p>
+            <w:pPr>
+              <w:rPr>
+                <w:rFonts w:ascii="Times New Roman" w:hAnsi="Times New Roman" w:cs="Times New Roman"/>
+                <w:bCs/>
+                <w:sz w:val="22"/>
+                <w:szCs w:val="22"/>
+              </w:rPr>
+            </w:pPr>
+          </w:p>
+        </w:tc>
+      </w:tr>
+      <w:tr>
+        <w:trPr>
+          <w:trHeight w:val="2431"/>
+        </w:trPr>
+        <w:tc>
+          <w:tcPr>
+            <w:tcW w:w="0" w:type="auto"/>
+            <w:tcBorders>
+              <w:top w:val="single" w:sz="8" w:space="0" w:color="000000"/>
+              <w:left w:val="single" w:sz="8" w:space="0" w:color="000000"/>
+              <w:bottom w:val="single" w:sz="8" w:space="0" w:color="000000"/>
+              <w:right w:val="single" w:sz="8" w:space="0" w:color="000000"/>
+            </w:tcBorders>
+            <w:tcMar>
+              <w:top w:w="100" w:type="dxa"/>
+              <w:left w:w="100" w:type="dxa"/>
+              <w:bottom w:w="100" w:type="dxa"/>
+              <w:right w:w="100" w:type="dxa"/>
+            </w:tcMar>
+            <w:hideMark/>
+          </w:tcPr>
+          <w:p>
+            <w:pPr>
+              <w:rPr>
+                <w:rFonts w:ascii="Times New Roman" w:hAnsi="Times New Roman" w:cs="Times New Roman"/>
+                <w:bCs/>
+                <w:sz w:val="22"/>
+                <w:szCs w:val="22"/>
+              </w:rPr>
+            </w:pPr>
+            <w:r>
+              <w:rPr>
+                <w:rFonts w:ascii="Times New Roman" w:hAnsi="Times New Roman" w:cs="Times New Roman"/>
+                <w:b/>
+                <w:bCs/>
+                <w:sz w:val="22"/>
+                <w:szCs w:val="22"/>
+              </w:rPr>
+              <w:t xml:space="preserve">Ability to </w:t>
+            </w:r>
+            <w:proofErr w:type="gramStart"/>
+            <w:r>
+              <w:rPr>
+                <w:rFonts w:ascii="Times New Roman" w:hAnsi="Times New Roman" w:cs="Times New Roman"/>
+                <w:b/>
+                <w:bCs/>
+                <w:sz w:val="22"/>
+                <w:szCs w:val="22"/>
+              </w:rPr>
+              <w:t>apply  techniques</w:t>
+            </w:r>
+            <w:proofErr w:type="gramEnd"/>
+            <w:r>
+              <w:rPr>
+                <w:rFonts w:ascii="Times New Roman" w:hAnsi="Times New Roman" w:cs="Times New Roman"/>
+                <w:b/>
+                <w:bCs/>
+                <w:sz w:val="22"/>
+                <w:szCs w:val="22"/>
+              </w:rPr>
+              <w:t>,  </w:t>
+            </w:r>
+          </w:p>
+          <w:p>
+            <w:pPr>
+              <w:rPr>
+                <w:rFonts w:ascii="Times New Roman" w:hAnsi="Times New Roman" w:cs="Times New Roman"/>
+                <w:bCs/>
+                <w:sz w:val="22"/>
+                <w:szCs w:val="22"/>
+              </w:rPr>
+            </w:pPr>
+            <w:r>
+              <w:rPr>
+                <w:rFonts w:ascii="Times New Roman" w:hAnsi="Times New Roman" w:cs="Times New Roman"/>
+                <w:b/>
+                <w:bCs/>
+                <w:sz w:val="22"/>
+                <w:szCs w:val="22"/>
+              </w:rPr>
+              <w:t>methods, and  </w:t>
+            </w:r>
+          </w:p>
+          <w:p>
+            <w:pPr>
+              <w:rPr>
+                <w:rFonts w:ascii="Times New Roman" w:hAnsi="Times New Roman" w:cs="Times New Roman"/>
+                <w:bCs/>
+                <w:sz w:val="22"/>
+                <w:szCs w:val="22"/>
+              </w:rPr>
+            </w:pPr>
+            <w:r>
+              <w:rPr>
+                <w:rFonts w:ascii="Times New Roman" w:hAnsi="Times New Roman" w:cs="Times New Roman"/>
+                <w:b/>
+                <w:bCs/>
+                <w:sz w:val="22"/>
+                <w:szCs w:val="22"/>
+              </w:rPr>
+              <w:t>procedures  </w:t>
+            </w:r>
+          </w:p>
+          <w:p>
+            <w:pPr>
+              <w:rPr>
+                <w:rFonts w:ascii="Times New Roman" w:hAnsi="Times New Roman" w:cs="Times New Roman"/>
+                <w:bCs/>
+                <w:sz w:val="22"/>
+                <w:szCs w:val="22"/>
+              </w:rPr>
+            </w:pPr>
+            <w:r>
+              <w:rPr>
+                <w:rFonts w:ascii="Times New Roman" w:hAnsi="Times New Roman" w:cs="Times New Roman"/>
+                <w:b/>
+                <w:bCs/>
+                <w:sz w:val="22"/>
+                <w:szCs w:val="22"/>
+              </w:rPr>
+              <w:t>effectively. </w:t>
+            </w:r>
+          </w:p>
+        </w:tc>
+        <w:tc>
+          <w:tcPr>
+            <w:tcW w:w="0" w:type="auto"/>
+            <w:tcBorders>
+              <w:top w:val="single" w:sz="8" w:space="0" w:color="000000"/>
+              <w:left w:val="single" w:sz="8" w:space="0" w:color="000000"/>
+              <w:bottom w:val="single" w:sz="8" w:space="0" w:color="000000"/>
+              <w:right w:val="single" w:sz="8" w:space="0" w:color="000000"/>
+            </w:tcBorders>
+            <w:tcMar>
+              <w:top w:w="100" w:type="dxa"/>
+              <w:left w:w="100" w:type="dxa"/>
+              <w:bottom w:w="100" w:type="dxa"/>
+              <w:right w:w="100" w:type="dxa"/>
+            </w:tcMar>
+            <w:hideMark/>
+          </w:tcPr>
+          <w:p>
+            <w:pPr>
+              <w:rPr>
+                <w:rFonts w:ascii="Times New Roman" w:hAnsi="Times New Roman" w:cs="Times New Roman"/>
+                <w:bCs/>
+                <w:sz w:val="22"/>
+                <w:szCs w:val="22"/>
+              </w:rPr>
+            </w:pPr>
+            <w:r>
+              <w:rPr>
+                <w:rFonts w:ascii="Times New Roman" w:hAnsi="Times New Roman" w:cs="Times New Roman"/>
+                <w:bCs/>
+                <w:sz w:val="22"/>
+                <w:szCs w:val="22"/>
+              </w:rPr>
+              <w:t xml:space="preserve">Executes lab </w:t>
+            </w:r>
+            <w:proofErr w:type="gramStart"/>
+            <w:r>
+              <w:rPr>
+                <w:rFonts w:ascii="Times New Roman" w:hAnsi="Times New Roman" w:cs="Times New Roman"/>
+                <w:bCs/>
+                <w:sz w:val="22"/>
+                <w:szCs w:val="22"/>
+              </w:rPr>
+              <w:t xml:space="preserve">tasks  </w:t>
+            </w:r>
+            <w:r>
+              <w:rPr>
+                <w:rFonts w:ascii="Times New Roman" w:hAnsi="Times New Roman" w:cs="Times New Roman"/>
+                <w:b/>
+                <w:bCs/>
+                <w:sz w:val="22"/>
+                <w:szCs w:val="22"/>
+              </w:rPr>
+              <w:t>with</w:t>
+            </w:r>
+            <w:proofErr w:type="gramEnd"/>
+            <w:r>
+              <w:rPr>
+                <w:rFonts w:ascii="Times New Roman" w:hAnsi="Times New Roman" w:cs="Times New Roman"/>
+                <w:b/>
+                <w:bCs/>
+                <w:sz w:val="22"/>
+                <w:szCs w:val="22"/>
+              </w:rPr>
+              <w:t xml:space="preserve"> exceptional  skill </w:t>
+            </w:r>
+            <w:r>
+              <w:rPr>
+                <w:rFonts w:ascii="Times New Roman" w:hAnsi="Times New Roman" w:cs="Times New Roman"/>
+                <w:bCs/>
+                <w:sz w:val="22"/>
+                <w:szCs w:val="22"/>
+              </w:rPr>
+              <w:t>to  </w:t>
+            </w:r>
+          </w:p>
+          <w:p>
+            <w:pPr>
+              <w:rPr>
+                <w:rFonts w:ascii="Times New Roman" w:hAnsi="Times New Roman" w:cs="Times New Roman"/>
+                <w:bCs/>
+                <w:sz w:val="22"/>
+                <w:szCs w:val="22"/>
+              </w:rPr>
+            </w:pPr>
+            <w:r>
+              <w:rPr>
+                <w:rFonts w:ascii="Times New Roman" w:hAnsi="Times New Roman" w:cs="Times New Roman"/>
+                <w:bCs/>
+                <w:sz w:val="22"/>
+                <w:szCs w:val="22"/>
+              </w:rPr>
+              <w:t>design/develop  </w:t>
+            </w:r>
+          </w:p>
+          <w:p>
+            <w:pPr>
+              <w:rPr>
+                <w:rFonts w:ascii="Times New Roman" w:hAnsi="Times New Roman" w:cs="Times New Roman"/>
+                <w:bCs/>
+                <w:sz w:val="22"/>
+                <w:szCs w:val="22"/>
+              </w:rPr>
+            </w:pPr>
+            <w:r>
+              <w:rPr>
+                <w:rFonts w:ascii="Times New Roman" w:hAnsi="Times New Roman" w:cs="Times New Roman"/>
+                <w:bCs/>
+                <w:sz w:val="22"/>
+                <w:szCs w:val="22"/>
+              </w:rPr>
+              <w:t>solution and  </w:t>
+            </w:r>
+          </w:p>
+          <w:p>
+            <w:pPr>
+              <w:rPr>
+                <w:rFonts w:ascii="Times New Roman" w:hAnsi="Times New Roman" w:cs="Times New Roman"/>
+                <w:bCs/>
+                <w:sz w:val="22"/>
+                <w:szCs w:val="22"/>
+              </w:rPr>
+            </w:pPr>
+            <w:r>
+              <w:rPr>
+                <w:rFonts w:ascii="Times New Roman" w:hAnsi="Times New Roman" w:cs="Times New Roman"/>
+                <w:b/>
+                <w:bCs/>
+                <w:sz w:val="22"/>
+                <w:szCs w:val="22"/>
+              </w:rPr>
+              <w:t xml:space="preserve">shows proficiency </w:t>
+            </w:r>
+            <w:r>
+              <w:rPr>
+                <w:rFonts w:ascii="Times New Roman" w:hAnsi="Times New Roman" w:cs="Times New Roman"/>
+                <w:bCs/>
+                <w:sz w:val="22"/>
+                <w:szCs w:val="22"/>
+              </w:rPr>
+              <w:t>in lab techniques and procedures.</w:t>
+            </w:r>
+          </w:p>
+        </w:tc>
+        <w:tc>
+          <w:tcPr>
+            <w:tcW w:w="2832" w:type="dxa"/>
+            <w:tcBorders>
+              <w:top w:val="single" w:sz="8" w:space="0" w:color="000000"/>
+              <w:left w:val="single" w:sz="8" w:space="0" w:color="000000"/>
+              <w:bottom w:val="single" w:sz="8" w:space="0" w:color="000000"/>
+              <w:right w:val="single" w:sz="8" w:space="0" w:color="000000"/>
+            </w:tcBorders>
+            <w:tcMar>
+              <w:top w:w="100" w:type="dxa"/>
+              <w:left w:w="100" w:type="dxa"/>
+              <w:bottom w:w="100" w:type="dxa"/>
+              <w:right w:w="100" w:type="dxa"/>
+            </w:tcMar>
+            <w:hideMark/>
+          </w:tcPr>
+          <w:p>
+            <w:pPr>
+              <w:rPr>
+                <w:rFonts w:ascii="Times New Roman" w:hAnsi="Times New Roman" w:cs="Times New Roman"/>
+                <w:bCs/>
+                <w:sz w:val="22"/>
+                <w:szCs w:val="22"/>
+              </w:rPr>
+            </w:pPr>
+            <w:r>
+              <w:rPr>
+                <w:rFonts w:ascii="Times New Roman" w:hAnsi="Times New Roman" w:cs="Times New Roman"/>
+                <w:bCs/>
+                <w:sz w:val="22"/>
+                <w:szCs w:val="22"/>
+              </w:rPr>
+              <w:t xml:space="preserve">Executes lab </w:t>
+            </w:r>
+            <w:proofErr w:type="gramStart"/>
+            <w:r>
+              <w:rPr>
+                <w:rFonts w:ascii="Times New Roman" w:hAnsi="Times New Roman" w:cs="Times New Roman"/>
+                <w:bCs/>
+                <w:sz w:val="22"/>
+                <w:szCs w:val="22"/>
+              </w:rPr>
+              <w:t xml:space="preserve">tasks  </w:t>
+            </w:r>
+            <w:r>
+              <w:rPr>
+                <w:rFonts w:ascii="Times New Roman" w:hAnsi="Times New Roman" w:cs="Times New Roman"/>
+                <w:b/>
+                <w:bCs/>
+                <w:sz w:val="22"/>
+                <w:szCs w:val="22"/>
+              </w:rPr>
+              <w:t>with</w:t>
+            </w:r>
+            <w:proofErr w:type="gramEnd"/>
+            <w:r>
+              <w:rPr>
+                <w:rFonts w:ascii="Times New Roman" w:hAnsi="Times New Roman" w:cs="Times New Roman"/>
+                <w:b/>
+                <w:bCs/>
+                <w:sz w:val="22"/>
+                <w:szCs w:val="22"/>
+              </w:rPr>
+              <w:t xml:space="preserve"> adequate  skill </w:t>
+            </w:r>
+            <w:r>
+              <w:rPr>
+                <w:rFonts w:ascii="Times New Roman" w:hAnsi="Times New Roman" w:cs="Times New Roman"/>
+                <w:bCs/>
+                <w:sz w:val="22"/>
+                <w:szCs w:val="22"/>
+              </w:rPr>
+              <w:t>to  </w:t>
+            </w:r>
+          </w:p>
+          <w:p>
+            <w:pPr>
+              <w:rPr>
+                <w:rFonts w:ascii="Times New Roman" w:hAnsi="Times New Roman" w:cs="Times New Roman"/>
+                <w:bCs/>
+                <w:sz w:val="22"/>
+                <w:szCs w:val="22"/>
+              </w:rPr>
+            </w:pPr>
+            <w:r>
+              <w:rPr>
+                <w:rFonts w:ascii="Times New Roman" w:hAnsi="Times New Roman" w:cs="Times New Roman"/>
+                <w:bCs/>
+                <w:sz w:val="22"/>
+                <w:szCs w:val="22"/>
+              </w:rPr>
+              <w:t>design/</w:t>
+            </w:r>
+            <w:proofErr w:type="gramStart"/>
+            <w:r>
+              <w:rPr>
+                <w:rFonts w:ascii="Times New Roman" w:hAnsi="Times New Roman" w:cs="Times New Roman"/>
+                <w:bCs/>
+                <w:sz w:val="22"/>
+                <w:szCs w:val="22"/>
+              </w:rPr>
+              <w:t>develop  solution</w:t>
+            </w:r>
+            <w:proofErr w:type="gramEnd"/>
+            <w:r>
+              <w:rPr>
+                <w:rFonts w:ascii="Times New Roman" w:hAnsi="Times New Roman" w:cs="Times New Roman"/>
+                <w:bCs/>
+                <w:sz w:val="22"/>
+                <w:szCs w:val="22"/>
+              </w:rPr>
+              <w:t xml:space="preserve"> and  </w:t>
+            </w:r>
+          </w:p>
+          <w:p>
+            <w:pPr>
+              <w:rPr>
+                <w:rFonts w:ascii="Times New Roman" w:hAnsi="Times New Roman" w:cs="Times New Roman"/>
+                <w:bCs/>
+                <w:sz w:val="22"/>
+                <w:szCs w:val="22"/>
+              </w:rPr>
+            </w:pPr>
+            <w:r>
+              <w:rPr>
+                <w:rFonts w:ascii="Times New Roman" w:hAnsi="Times New Roman" w:cs="Times New Roman"/>
+                <w:b/>
+                <w:bCs/>
+                <w:sz w:val="22"/>
+                <w:szCs w:val="22"/>
+              </w:rPr>
+              <w:t>shows  </w:t>
+            </w:r>
+          </w:p>
+          <w:p>
+            <w:pPr>
+              <w:rPr>
+                <w:rFonts w:ascii="Times New Roman" w:hAnsi="Times New Roman" w:cs="Times New Roman"/>
+                <w:bCs/>
+                <w:sz w:val="22"/>
+                <w:szCs w:val="22"/>
+              </w:rPr>
+            </w:pPr>
+            <w:r>
+              <w:rPr>
+                <w:rFonts w:ascii="Times New Roman" w:hAnsi="Times New Roman" w:cs="Times New Roman"/>
+                <w:b/>
+                <w:bCs/>
+                <w:sz w:val="22"/>
+                <w:szCs w:val="22"/>
+              </w:rPr>
+              <w:t xml:space="preserve">proficiency </w:t>
+            </w:r>
+            <w:r>
+              <w:rPr>
+                <w:rFonts w:ascii="Times New Roman" w:hAnsi="Times New Roman" w:cs="Times New Roman"/>
+                <w:bCs/>
+                <w:sz w:val="22"/>
+                <w:szCs w:val="22"/>
+              </w:rPr>
+              <w:t xml:space="preserve">in </w:t>
+            </w:r>
+            <w:proofErr w:type="gramStart"/>
+            <w:r>
+              <w:rPr>
+                <w:rFonts w:ascii="Times New Roman" w:hAnsi="Times New Roman" w:cs="Times New Roman"/>
+                <w:bCs/>
+                <w:sz w:val="22"/>
+                <w:szCs w:val="22"/>
+              </w:rPr>
+              <w:t>lab  techniques</w:t>
+            </w:r>
+            <w:proofErr w:type="gramEnd"/>
+            <w:r>
+              <w:rPr>
+                <w:rFonts w:ascii="Times New Roman" w:hAnsi="Times New Roman" w:cs="Times New Roman"/>
+                <w:bCs/>
+                <w:sz w:val="22"/>
+                <w:szCs w:val="22"/>
+              </w:rPr>
+              <w:t xml:space="preserve"> and  procedures.</w:t>
+            </w:r>
+          </w:p>
+        </w:tc>
+        <w:tc>
+          <w:tcPr>
+            <w:tcW w:w="1892" w:type="dxa"/>
+            <w:tcBorders>
+              <w:top w:val="single" w:sz="8" w:space="0" w:color="000000"/>
+              <w:left w:val="single" w:sz="8" w:space="0" w:color="000000"/>
+              <w:bottom w:val="single" w:sz="8" w:space="0" w:color="000000"/>
+              <w:right w:val="single" w:sz="8" w:space="0" w:color="000000"/>
+            </w:tcBorders>
+            <w:tcMar>
+              <w:top w:w="100" w:type="dxa"/>
+              <w:left w:w="100" w:type="dxa"/>
+              <w:bottom w:w="100" w:type="dxa"/>
+              <w:right w:w="100" w:type="dxa"/>
+            </w:tcMar>
+            <w:hideMark/>
+          </w:tcPr>
+          <w:p>
+            <w:pPr>
+              <w:rPr>
+                <w:rFonts w:ascii="Times New Roman" w:hAnsi="Times New Roman" w:cs="Times New Roman"/>
+                <w:bCs/>
+                <w:sz w:val="22"/>
+                <w:szCs w:val="22"/>
+              </w:rPr>
+            </w:pPr>
+            <w:r>
+              <w:rPr>
+                <w:rFonts w:ascii="Times New Roman" w:hAnsi="Times New Roman" w:cs="Times New Roman"/>
+                <w:bCs/>
+                <w:sz w:val="22"/>
+                <w:szCs w:val="22"/>
+              </w:rPr>
+              <w:t>Executes lab  </w:t>
+            </w:r>
+          </w:p>
+          <w:p>
+            <w:pPr>
+              <w:rPr>
+                <w:rFonts w:ascii="Times New Roman" w:hAnsi="Times New Roman" w:cs="Times New Roman"/>
+                <w:bCs/>
+                <w:sz w:val="22"/>
+                <w:szCs w:val="22"/>
+              </w:rPr>
+            </w:pPr>
+            <w:r>
+              <w:rPr>
+                <w:rFonts w:ascii="Times New Roman" w:hAnsi="Times New Roman" w:cs="Times New Roman"/>
+                <w:bCs/>
+                <w:sz w:val="22"/>
+                <w:szCs w:val="22"/>
+              </w:rPr>
+              <w:t xml:space="preserve">tasks </w:t>
+            </w:r>
+            <w:r>
+              <w:rPr>
+                <w:rFonts w:ascii="Times New Roman" w:hAnsi="Times New Roman" w:cs="Times New Roman"/>
+                <w:b/>
+                <w:bCs/>
+                <w:sz w:val="22"/>
+                <w:szCs w:val="22"/>
+              </w:rPr>
+              <w:t>with  </w:t>
+            </w:r>
+          </w:p>
+          <w:p>
+            <w:pPr>
+              <w:rPr>
+                <w:rFonts w:ascii="Times New Roman" w:hAnsi="Times New Roman" w:cs="Times New Roman"/>
+                <w:bCs/>
+                <w:sz w:val="22"/>
+                <w:szCs w:val="22"/>
+              </w:rPr>
+            </w:pPr>
+            <w:r>
+              <w:rPr>
+                <w:rFonts w:ascii="Times New Roman" w:hAnsi="Times New Roman" w:cs="Times New Roman"/>
+                <w:b/>
+                <w:bCs/>
+                <w:sz w:val="22"/>
+                <w:szCs w:val="22"/>
+              </w:rPr>
+              <w:t xml:space="preserve">minimal skill </w:t>
+            </w:r>
+            <w:proofErr w:type="gramStart"/>
+            <w:r>
+              <w:rPr>
+                <w:rFonts w:ascii="Times New Roman" w:hAnsi="Times New Roman" w:cs="Times New Roman"/>
+                <w:bCs/>
+                <w:sz w:val="22"/>
+                <w:szCs w:val="22"/>
+              </w:rPr>
+              <w:t>to  design</w:t>
+            </w:r>
+            <w:proofErr w:type="gramEnd"/>
+            <w:r>
+              <w:rPr>
+                <w:rFonts w:ascii="Times New Roman" w:hAnsi="Times New Roman" w:cs="Times New Roman"/>
+                <w:bCs/>
+                <w:sz w:val="22"/>
+                <w:szCs w:val="22"/>
+              </w:rPr>
+              <w:t>/develop  solution and  </w:t>
+            </w:r>
+          </w:p>
+          <w:p>
+            <w:pPr>
+              <w:rPr>
+                <w:rFonts w:ascii="Times New Roman" w:hAnsi="Times New Roman" w:cs="Times New Roman"/>
+                <w:bCs/>
+                <w:sz w:val="22"/>
+                <w:szCs w:val="22"/>
+              </w:rPr>
+            </w:pPr>
+            <w:r>
+              <w:rPr>
+                <w:rFonts w:ascii="Times New Roman" w:hAnsi="Times New Roman" w:cs="Times New Roman"/>
+                <w:b/>
+                <w:bCs/>
+                <w:sz w:val="22"/>
+                <w:szCs w:val="22"/>
+              </w:rPr>
+              <w:t xml:space="preserve">shows </w:t>
+            </w:r>
+            <w:proofErr w:type="spellStart"/>
+            <w:r>
+              <w:rPr>
+                <w:rFonts w:ascii="Times New Roman" w:hAnsi="Times New Roman" w:cs="Times New Roman"/>
+                <w:b/>
+                <w:bCs/>
+                <w:sz w:val="22"/>
+                <w:szCs w:val="22"/>
+              </w:rPr>
+              <w:t>modeate</w:t>
+            </w:r>
+            <w:proofErr w:type="spellEnd"/>
+            <w:r>
+              <w:rPr>
+                <w:rFonts w:ascii="Times New Roman" w:hAnsi="Times New Roman" w:cs="Times New Roman"/>
+                <w:b/>
+                <w:bCs/>
+                <w:sz w:val="22"/>
+                <w:szCs w:val="22"/>
+              </w:rPr>
+              <w:t xml:space="preserve"> proficiency </w:t>
+            </w:r>
+            <w:r>
+              <w:rPr>
+                <w:rFonts w:ascii="Times New Roman" w:hAnsi="Times New Roman" w:cs="Times New Roman"/>
+                <w:bCs/>
+                <w:sz w:val="22"/>
+                <w:szCs w:val="22"/>
+              </w:rPr>
+              <w:t>in  </w:t>
+            </w:r>
+          </w:p>
+          <w:p>
+            <w:pPr>
+              <w:rPr>
+                <w:rFonts w:ascii="Times New Roman" w:hAnsi="Times New Roman" w:cs="Times New Roman"/>
+                <w:bCs/>
+                <w:sz w:val="22"/>
+                <w:szCs w:val="22"/>
+              </w:rPr>
+            </w:pPr>
+            <w:r>
+              <w:rPr>
+                <w:rFonts w:ascii="Times New Roman" w:hAnsi="Times New Roman" w:cs="Times New Roman"/>
+                <w:bCs/>
+                <w:sz w:val="22"/>
+                <w:szCs w:val="22"/>
+              </w:rPr>
+              <w:t>lab techniques and procedures.</w:t>
+            </w:r>
+          </w:p>
+        </w:tc>
+        <w:tc>
+          <w:tcPr>
+            <w:tcW w:w="2084" w:type="dxa"/>
+            <w:tcBorders>
+              <w:top w:val="single" w:sz="8" w:space="0" w:color="000000"/>
+              <w:left w:val="single" w:sz="8" w:space="0" w:color="000000"/>
+              <w:bottom w:val="single" w:sz="8" w:space="0" w:color="000000"/>
+              <w:right w:val="single" w:sz="8" w:space="0" w:color="000000"/>
+            </w:tcBorders>
+            <w:tcMar>
+              <w:top w:w="100" w:type="dxa"/>
+              <w:left w:w="100" w:type="dxa"/>
+              <w:bottom w:w="100" w:type="dxa"/>
+              <w:right w:w="100" w:type="dxa"/>
+            </w:tcMar>
+            <w:hideMark/>
+          </w:tcPr>
+          <w:p>
+            <w:pPr>
+              <w:rPr>
+                <w:rFonts w:ascii="Times New Roman" w:hAnsi="Times New Roman" w:cs="Times New Roman"/>
+                <w:bCs/>
+                <w:sz w:val="22"/>
+                <w:szCs w:val="22"/>
+              </w:rPr>
+            </w:pPr>
+            <w:r>
+              <w:rPr>
+                <w:rFonts w:ascii="Times New Roman" w:hAnsi="Times New Roman" w:cs="Times New Roman"/>
+                <w:bCs/>
+                <w:sz w:val="22"/>
+                <w:szCs w:val="22"/>
+              </w:rPr>
+              <w:t>Executes lab  </w:t>
+            </w:r>
+          </w:p>
+          <w:p>
+            <w:pPr>
+              <w:rPr>
+                <w:rFonts w:ascii="Times New Roman" w:hAnsi="Times New Roman" w:cs="Times New Roman"/>
+                <w:bCs/>
+                <w:sz w:val="22"/>
+                <w:szCs w:val="22"/>
+              </w:rPr>
+            </w:pPr>
+            <w:r>
+              <w:rPr>
+                <w:rFonts w:ascii="Times New Roman" w:hAnsi="Times New Roman" w:cs="Times New Roman"/>
+                <w:bCs/>
+                <w:sz w:val="22"/>
+                <w:szCs w:val="22"/>
+              </w:rPr>
+              <w:t xml:space="preserve">tasks </w:t>
+            </w:r>
+            <w:r>
+              <w:rPr>
+                <w:rFonts w:ascii="Times New Roman" w:hAnsi="Times New Roman" w:cs="Times New Roman"/>
+                <w:b/>
+                <w:bCs/>
+                <w:sz w:val="22"/>
+                <w:szCs w:val="22"/>
+              </w:rPr>
+              <w:t>with  </w:t>
+            </w:r>
+          </w:p>
+          <w:p>
+            <w:pPr>
+              <w:rPr>
+                <w:rFonts w:ascii="Times New Roman" w:hAnsi="Times New Roman" w:cs="Times New Roman"/>
+                <w:bCs/>
+                <w:sz w:val="22"/>
+                <w:szCs w:val="22"/>
+              </w:rPr>
+            </w:pPr>
+            <w:r>
+              <w:rPr>
+                <w:rFonts w:ascii="Times New Roman" w:hAnsi="Times New Roman" w:cs="Times New Roman"/>
+                <w:b/>
+                <w:bCs/>
+                <w:sz w:val="22"/>
+                <w:szCs w:val="22"/>
+              </w:rPr>
+              <w:t xml:space="preserve">limited skill </w:t>
+            </w:r>
+            <w:proofErr w:type="gramStart"/>
+            <w:r>
+              <w:rPr>
+                <w:rFonts w:ascii="Times New Roman" w:hAnsi="Times New Roman" w:cs="Times New Roman"/>
+                <w:bCs/>
+                <w:sz w:val="22"/>
+                <w:szCs w:val="22"/>
+              </w:rPr>
+              <w:t>to  design</w:t>
+            </w:r>
+            <w:proofErr w:type="gramEnd"/>
+            <w:r>
+              <w:rPr>
+                <w:rFonts w:ascii="Times New Roman" w:hAnsi="Times New Roman" w:cs="Times New Roman"/>
+                <w:bCs/>
+                <w:sz w:val="22"/>
+                <w:szCs w:val="22"/>
+              </w:rPr>
+              <w:t>/develop  solution and  </w:t>
+            </w:r>
+          </w:p>
+          <w:p>
+            <w:pPr>
+              <w:rPr>
+                <w:rFonts w:ascii="Times New Roman" w:hAnsi="Times New Roman" w:cs="Times New Roman"/>
+                <w:bCs/>
+                <w:sz w:val="22"/>
+                <w:szCs w:val="22"/>
+              </w:rPr>
+            </w:pPr>
+            <w:r>
+              <w:rPr>
+                <w:rFonts w:ascii="Times New Roman" w:hAnsi="Times New Roman" w:cs="Times New Roman"/>
+                <w:b/>
+                <w:bCs/>
+                <w:sz w:val="22"/>
+                <w:szCs w:val="22"/>
+              </w:rPr>
+              <w:t>lacks  </w:t>
+            </w:r>
+          </w:p>
+          <w:p>
+            <w:pPr>
+              <w:rPr>
+                <w:rFonts w:ascii="Times New Roman" w:hAnsi="Times New Roman" w:cs="Times New Roman"/>
+                <w:bCs/>
+                <w:sz w:val="22"/>
+                <w:szCs w:val="22"/>
+              </w:rPr>
+            </w:pPr>
+            <w:r>
+              <w:rPr>
+                <w:rFonts w:ascii="Times New Roman" w:hAnsi="Times New Roman" w:cs="Times New Roman"/>
+                <w:b/>
+                <w:bCs/>
+                <w:sz w:val="22"/>
+                <w:szCs w:val="22"/>
+              </w:rPr>
+              <w:t xml:space="preserve">proficiency </w:t>
+            </w:r>
+            <w:r>
+              <w:rPr>
+                <w:rFonts w:ascii="Times New Roman" w:hAnsi="Times New Roman" w:cs="Times New Roman"/>
+                <w:bCs/>
+                <w:sz w:val="22"/>
+                <w:szCs w:val="22"/>
+              </w:rPr>
+              <w:t>in  </w:t>
+            </w:r>
+          </w:p>
+          <w:p>
+            <w:pPr>
+              <w:rPr>
+                <w:rFonts w:ascii="Times New Roman" w:hAnsi="Times New Roman" w:cs="Times New Roman"/>
+                <w:bCs/>
+                <w:sz w:val="22"/>
+                <w:szCs w:val="22"/>
+              </w:rPr>
+            </w:pPr>
+            <w:r>
+              <w:rPr>
+                <w:rFonts w:ascii="Times New Roman" w:hAnsi="Times New Roman" w:cs="Times New Roman"/>
+                <w:bCs/>
+                <w:sz w:val="22"/>
+                <w:szCs w:val="22"/>
+              </w:rPr>
+              <w:t>lab techniques and procedures.</w:t>
+            </w:r>
+          </w:p>
+        </w:tc>
+        <w:tc>
+          <w:tcPr>
+            <w:tcW w:w="0" w:type="auto"/>
+            <w:tcBorders>
+              <w:top w:val="single" w:sz="8" w:space="0" w:color="000000"/>
+              <w:left w:val="single" w:sz="8" w:space="0" w:color="000000"/>
+              <w:bottom w:val="single" w:sz="8" w:space="0" w:color="000000"/>
+              <w:right w:val="single" w:sz="8" w:space="0" w:color="000000"/>
+            </w:tcBorders>
+            <w:tcMar>
+              <w:top w:w="100" w:type="dxa"/>
+              <w:left w:w="100" w:type="dxa"/>
+              <w:bottom w:w="100" w:type="dxa"/>
+              <w:right w:w="100" w:type="dxa"/>
+            </w:tcMar>
+            <w:hideMark/>
+          </w:tcPr>
+          <w:p>
+            <w:pPr>
+              <w:rPr>
+                <w:rFonts w:ascii="Times New Roman" w:hAnsi="Times New Roman" w:cs="Times New Roman"/>
+                <w:bCs/>
+                <w:sz w:val="22"/>
+                <w:szCs w:val="22"/>
+              </w:rPr>
+            </w:pPr>
+          </w:p>
+        </w:tc>
+      </w:tr>
+      <w:tr>
+        <w:trPr>
+          <w:trHeight w:val="3231"/>
+        </w:trPr>
+        <w:tc>
+          <w:tcPr>
+            <w:tcW w:w="0" w:type="auto"/>
+            <w:tcBorders>
+              <w:top w:val="single" w:sz="8" w:space="0" w:color="000000"/>
+              <w:left w:val="single" w:sz="8" w:space="0" w:color="000000"/>
+              <w:bottom w:val="single" w:sz="8" w:space="0" w:color="000000"/>
+              <w:right w:val="single" w:sz="8" w:space="0" w:color="000000"/>
+            </w:tcBorders>
+            <w:tcMar>
+              <w:top w:w="100" w:type="dxa"/>
+              <w:left w:w="100" w:type="dxa"/>
+              <w:bottom w:w="100" w:type="dxa"/>
+              <w:right w:w="100" w:type="dxa"/>
+            </w:tcMar>
+            <w:hideMark/>
+          </w:tcPr>
+          <w:p>
+            <w:pPr>
+              <w:rPr>
+                <w:rFonts w:ascii="Times New Roman" w:hAnsi="Times New Roman" w:cs="Times New Roman"/>
+                <w:bCs/>
+                <w:sz w:val="22"/>
+                <w:szCs w:val="22"/>
+              </w:rPr>
+            </w:pPr>
+            <w:r>
+              <w:rPr>
+                <w:rFonts w:ascii="Times New Roman" w:hAnsi="Times New Roman" w:cs="Times New Roman"/>
+                <w:b/>
+                <w:bCs/>
+                <w:sz w:val="22"/>
+                <w:szCs w:val="22"/>
+              </w:rPr>
+              <w:lastRenderedPageBreak/>
+              <w:t>Demonstrate  </w:t>
+            </w:r>
+          </w:p>
+          <w:p>
+            <w:pPr>
+              <w:rPr>
+                <w:rFonts w:ascii="Times New Roman" w:hAnsi="Times New Roman" w:cs="Times New Roman"/>
+                <w:bCs/>
+                <w:sz w:val="22"/>
+                <w:szCs w:val="22"/>
+              </w:rPr>
+            </w:pPr>
+            <w:proofErr w:type="gramStart"/>
+            <w:r>
+              <w:rPr>
+                <w:rFonts w:ascii="Times New Roman" w:hAnsi="Times New Roman" w:cs="Times New Roman"/>
+                <w:b/>
+                <w:bCs/>
+                <w:sz w:val="22"/>
+                <w:szCs w:val="22"/>
+              </w:rPr>
+              <w:t>understanding  and</w:t>
+            </w:r>
+            <w:proofErr w:type="gramEnd"/>
+            <w:r>
+              <w:rPr>
+                <w:rFonts w:ascii="Times New Roman" w:hAnsi="Times New Roman" w:cs="Times New Roman"/>
+                <w:b/>
+                <w:bCs/>
+                <w:sz w:val="22"/>
+                <w:szCs w:val="22"/>
+              </w:rPr>
+              <w:t xml:space="preserve"> relevant  </w:t>
+            </w:r>
+          </w:p>
+          <w:p>
+            <w:pPr>
+              <w:rPr>
+                <w:rFonts w:ascii="Times New Roman" w:hAnsi="Times New Roman" w:cs="Times New Roman"/>
+                <w:bCs/>
+                <w:sz w:val="22"/>
+                <w:szCs w:val="22"/>
+              </w:rPr>
+            </w:pPr>
+            <w:r>
+              <w:rPr>
+                <w:rFonts w:ascii="Times New Roman" w:hAnsi="Times New Roman" w:cs="Times New Roman"/>
+                <w:b/>
+                <w:bCs/>
+                <w:sz w:val="22"/>
+                <w:szCs w:val="22"/>
+              </w:rPr>
+              <w:t>Knowledge.</w:t>
+            </w:r>
+          </w:p>
+        </w:tc>
+        <w:tc>
+          <w:tcPr>
+            <w:tcW w:w="0" w:type="auto"/>
+            <w:tcBorders>
+              <w:top w:val="single" w:sz="8" w:space="0" w:color="000000"/>
+              <w:left w:val="single" w:sz="8" w:space="0" w:color="000000"/>
+              <w:bottom w:val="single" w:sz="8" w:space="0" w:color="000000"/>
+              <w:right w:val="single" w:sz="8" w:space="0" w:color="000000"/>
+            </w:tcBorders>
+            <w:tcMar>
+              <w:top w:w="100" w:type="dxa"/>
+              <w:left w:w="100" w:type="dxa"/>
+              <w:bottom w:w="100" w:type="dxa"/>
+              <w:right w:w="100" w:type="dxa"/>
+            </w:tcMar>
+            <w:hideMark/>
+          </w:tcPr>
+          <w:p>
+            <w:pPr>
+              <w:rPr>
+                <w:rFonts w:ascii="Times New Roman" w:hAnsi="Times New Roman" w:cs="Times New Roman"/>
+                <w:bCs/>
+                <w:sz w:val="22"/>
+                <w:szCs w:val="22"/>
+              </w:rPr>
+            </w:pPr>
+            <w:r>
+              <w:rPr>
+                <w:rFonts w:ascii="Times New Roman" w:hAnsi="Times New Roman" w:cs="Times New Roman"/>
+                <w:bCs/>
+                <w:sz w:val="22"/>
+                <w:szCs w:val="22"/>
+              </w:rPr>
+              <w:t>Demonstrates  </w:t>
+            </w:r>
+          </w:p>
+          <w:p>
+            <w:pPr>
+              <w:rPr>
+                <w:rFonts w:ascii="Times New Roman" w:hAnsi="Times New Roman" w:cs="Times New Roman"/>
+                <w:bCs/>
+                <w:sz w:val="22"/>
+                <w:szCs w:val="22"/>
+              </w:rPr>
+            </w:pPr>
+            <w:r>
+              <w:rPr>
+                <w:rFonts w:ascii="Times New Roman" w:hAnsi="Times New Roman" w:cs="Times New Roman"/>
+                <w:b/>
+                <w:bCs/>
+                <w:sz w:val="22"/>
+                <w:szCs w:val="22"/>
+              </w:rPr>
+              <w:t>exceptional </w:t>
+            </w:r>
+          </w:p>
+          <w:p>
+            <w:pPr>
+              <w:rPr>
+                <w:rFonts w:ascii="Times New Roman" w:hAnsi="Times New Roman" w:cs="Times New Roman"/>
+                <w:bCs/>
+                <w:sz w:val="22"/>
+                <w:szCs w:val="22"/>
+              </w:rPr>
+            </w:pPr>
+            <w:r>
+              <w:rPr>
+                <w:rFonts w:ascii="Times New Roman" w:hAnsi="Times New Roman" w:cs="Times New Roman"/>
+                <w:bCs/>
+                <w:sz w:val="22"/>
+                <w:szCs w:val="22"/>
+              </w:rPr>
+              <w:t>understanding of concepts with  </w:t>
+            </w:r>
+          </w:p>
+          <w:p>
+            <w:pPr>
+              <w:rPr>
+                <w:rFonts w:ascii="Times New Roman" w:hAnsi="Times New Roman" w:cs="Times New Roman"/>
+                <w:bCs/>
+                <w:sz w:val="22"/>
+                <w:szCs w:val="22"/>
+              </w:rPr>
+            </w:pPr>
+            <w:r>
+              <w:rPr>
+                <w:rFonts w:ascii="Times New Roman" w:hAnsi="Times New Roman" w:cs="Times New Roman"/>
+                <w:b/>
+                <w:bCs/>
+                <w:sz w:val="22"/>
+                <w:szCs w:val="22"/>
+              </w:rPr>
+              <w:t xml:space="preserve">clear explanation </w:t>
+            </w:r>
+            <w:r>
+              <w:rPr>
+                <w:rFonts w:ascii="Times New Roman" w:hAnsi="Times New Roman" w:cs="Times New Roman"/>
+                <w:bCs/>
+                <w:sz w:val="22"/>
+                <w:szCs w:val="22"/>
+              </w:rPr>
+              <w:t>of investigation </w:t>
+            </w:r>
+          </w:p>
+          <w:p>
+            <w:pPr>
+              <w:rPr>
+                <w:rFonts w:ascii="Times New Roman" w:hAnsi="Times New Roman" w:cs="Times New Roman"/>
+                <w:bCs/>
+                <w:sz w:val="22"/>
+                <w:szCs w:val="22"/>
+              </w:rPr>
+            </w:pPr>
+            <w:r>
+              <w:rPr>
+                <w:rFonts w:ascii="Times New Roman" w:hAnsi="Times New Roman" w:cs="Times New Roman"/>
+                <w:bCs/>
+                <w:sz w:val="22"/>
+                <w:szCs w:val="22"/>
+              </w:rPr>
+              <w:t xml:space="preserve">and analysis of </w:t>
+            </w:r>
+            <w:proofErr w:type="gramStart"/>
+            <w:r>
+              <w:rPr>
+                <w:rFonts w:ascii="Times New Roman" w:hAnsi="Times New Roman" w:cs="Times New Roman"/>
+                <w:bCs/>
+                <w:sz w:val="22"/>
+                <w:szCs w:val="22"/>
+              </w:rPr>
+              <w:t>the  objectives</w:t>
+            </w:r>
+            <w:proofErr w:type="gramEnd"/>
+            <w:r>
+              <w:rPr>
+                <w:rFonts w:ascii="Times New Roman" w:hAnsi="Times New Roman" w:cs="Times New Roman"/>
+                <w:bCs/>
+                <w:sz w:val="22"/>
+                <w:szCs w:val="22"/>
+              </w:rPr>
+              <w:t xml:space="preserve"> and  </w:t>
+            </w:r>
+          </w:p>
+          <w:p>
+            <w:pPr>
+              <w:rPr>
+                <w:rFonts w:ascii="Times New Roman" w:hAnsi="Times New Roman" w:cs="Times New Roman"/>
+                <w:bCs/>
+                <w:sz w:val="22"/>
+                <w:szCs w:val="22"/>
+              </w:rPr>
+            </w:pPr>
+            <w:r>
+              <w:rPr>
+                <w:rFonts w:ascii="Times New Roman" w:hAnsi="Times New Roman" w:cs="Times New Roman"/>
+                <w:bCs/>
+                <w:sz w:val="22"/>
+                <w:szCs w:val="22"/>
+              </w:rPr>
+              <w:t>outcomes.</w:t>
+            </w:r>
+          </w:p>
+        </w:tc>
+        <w:tc>
+          <w:tcPr>
+            <w:tcW w:w="2832" w:type="dxa"/>
+            <w:tcBorders>
+              <w:top w:val="single" w:sz="8" w:space="0" w:color="000000"/>
+              <w:left w:val="single" w:sz="8" w:space="0" w:color="000000"/>
+              <w:bottom w:val="single" w:sz="8" w:space="0" w:color="000000"/>
+              <w:right w:val="single" w:sz="8" w:space="0" w:color="000000"/>
+            </w:tcBorders>
+            <w:tcMar>
+              <w:top w:w="100" w:type="dxa"/>
+              <w:left w:w="100" w:type="dxa"/>
+              <w:bottom w:w="100" w:type="dxa"/>
+              <w:right w:w="100" w:type="dxa"/>
+            </w:tcMar>
+            <w:hideMark/>
+          </w:tcPr>
+          <w:p>
+            <w:pPr>
+              <w:rPr>
+                <w:rFonts w:ascii="Times New Roman" w:hAnsi="Times New Roman" w:cs="Times New Roman"/>
+                <w:bCs/>
+                <w:sz w:val="22"/>
+                <w:szCs w:val="22"/>
+              </w:rPr>
+            </w:pPr>
+            <w:r>
+              <w:rPr>
+                <w:rFonts w:ascii="Times New Roman" w:hAnsi="Times New Roman" w:cs="Times New Roman"/>
+                <w:bCs/>
+                <w:sz w:val="22"/>
+                <w:szCs w:val="22"/>
+              </w:rPr>
+              <w:t xml:space="preserve">Demonstrates </w:t>
+            </w:r>
+            <w:proofErr w:type="gramStart"/>
+            <w:r>
+              <w:rPr>
+                <w:rFonts w:ascii="Times New Roman" w:hAnsi="Times New Roman" w:cs="Times New Roman"/>
+                <w:bCs/>
+                <w:sz w:val="22"/>
+                <w:szCs w:val="22"/>
+              </w:rPr>
+              <w:t xml:space="preserve">a  </w:t>
+            </w:r>
+            <w:r>
+              <w:rPr>
+                <w:rFonts w:ascii="Times New Roman" w:hAnsi="Times New Roman" w:cs="Times New Roman"/>
+                <w:b/>
+                <w:bCs/>
+                <w:sz w:val="22"/>
+                <w:szCs w:val="22"/>
+              </w:rPr>
+              <w:t>good</w:t>
+            </w:r>
+            <w:proofErr w:type="gramEnd"/>
+            <w:r>
+              <w:rPr>
+                <w:rFonts w:ascii="Times New Roman" w:hAnsi="Times New Roman" w:cs="Times New Roman"/>
+                <w:b/>
+                <w:bCs/>
+                <w:sz w:val="22"/>
+                <w:szCs w:val="22"/>
+              </w:rPr>
+              <w:t> </w:t>
+            </w:r>
+          </w:p>
+          <w:p>
+            <w:pPr>
+              <w:rPr>
+                <w:rFonts w:ascii="Times New Roman" w:hAnsi="Times New Roman" w:cs="Times New Roman"/>
+                <w:bCs/>
+                <w:sz w:val="22"/>
+                <w:szCs w:val="22"/>
+              </w:rPr>
+            </w:pPr>
+            <w:r>
+              <w:rPr>
+                <w:rFonts w:ascii="Times New Roman" w:hAnsi="Times New Roman" w:cs="Times New Roman"/>
+                <w:bCs/>
+                <w:sz w:val="22"/>
+                <w:szCs w:val="22"/>
+              </w:rPr>
+              <w:t xml:space="preserve">understanding </w:t>
+            </w:r>
+            <w:proofErr w:type="gramStart"/>
+            <w:r>
+              <w:rPr>
+                <w:rFonts w:ascii="Times New Roman" w:hAnsi="Times New Roman" w:cs="Times New Roman"/>
+                <w:bCs/>
+                <w:sz w:val="22"/>
+                <w:szCs w:val="22"/>
+              </w:rPr>
+              <w:t>of  concepts</w:t>
+            </w:r>
+            <w:proofErr w:type="gramEnd"/>
+            <w:r>
+              <w:rPr>
+                <w:rFonts w:ascii="Times New Roman" w:hAnsi="Times New Roman" w:cs="Times New Roman"/>
+                <w:bCs/>
+                <w:sz w:val="22"/>
+                <w:szCs w:val="22"/>
+              </w:rPr>
+              <w:t xml:space="preserve"> with  </w:t>
+            </w:r>
+          </w:p>
+          <w:p>
+            <w:pPr>
+              <w:rPr>
+                <w:rFonts w:ascii="Times New Roman" w:hAnsi="Times New Roman" w:cs="Times New Roman"/>
+                <w:bCs/>
+                <w:sz w:val="22"/>
+                <w:szCs w:val="22"/>
+              </w:rPr>
+            </w:pPr>
+            <w:r>
+              <w:rPr>
+                <w:rFonts w:ascii="Times New Roman" w:hAnsi="Times New Roman" w:cs="Times New Roman"/>
+                <w:b/>
+                <w:bCs/>
+                <w:sz w:val="22"/>
+                <w:szCs w:val="22"/>
+              </w:rPr>
+              <w:t>some  </w:t>
+            </w:r>
+          </w:p>
+          <w:p>
+            <w:pPr>
+              <w:rPr>
+                <w:rFonts w:ascii="Times New Roman" w:hAnsi="Times New Roman" w:cs="Times New Roman"/>
+                <w:bCs/>
+                <w:sz w:val="22"/>
+                <w:szCs w:val="22"/>
+              </w:rPr>
+            </w:pPr>
+            <w:r>
+              <w:rPr>
+                <w:rFonts w:ascii="Times New Roman" w:hAnsi="Times New Roman" w:cs="Times New Roman"/>
+                <w:b/>
+                <w:bCs/>
+                <w:sz w:val="22"/>
+                <w:szCs w:val="22"/>
+              </w:rPr>
+              <w:t xml:space="preserve">explanations </w:t>
+            </w:r>
+            <w:proofErr w:type="gramStart"/>
+            <w:r>
+              <w:rPr>
+                <w:rFonts w:ascii="Times New Roman" w:hAnsi="Times New Roman" w:cs="Times New Roman"/>
+                <w:bCs/>
+                <w:sz w:val="22"/>
+                <w:szCs w:val="22"/>
+              </w:rPr>
+              <w:t>of  investigation</w:t>
+            </w:r>
+            <w:proofErr w:type="gramEnd"/>
+            <w:r>
+              <w:rPr>
+                <w:rFonts w:ascii="Times New Roman" w:hAnsi="Times New Roman" w:cs="Times New Roman"/>
+                <w:bCs/>
+                <w:sz w:val="22"/>
+                <w:szCs w:val="22"/>
+              </w:rPr>
+              <w:t xml:space="preserve"> and  analysis that align  with the lab's  </w:t>
+            </w:r>
+          </w:p>
+          <w:p>
+            <w:pPr>
+              <w:rPr>
+                <w:rFonts w:ascii="Times New Roman" w:hAnsi="Times New Roman" w:cs="Times New Roman"/>
+                <w:bCs/>
+                <w:sz w:val="22"/>
+                <w:szCs w:val="22"/>
+              </w:rPr>
+            </w:pPr>
+            <w:r>
+              <w:rPr>
+                <w:rFonts w:ascii="Times New Roman" w:hAnsi="Times New Roman" w:cs="Times New Roman"/>
+                <w:bCs/>
+                <w:sz w:val="22"/>
+                <w:szCs w:val="22"/>
+              </w:rPr>
+              <w:t>objectives and  </w:t>
+            </w:r>
+          </w:p>
+          <w:p>
+            <w:pPr>
+              <w:rPr>
+                <w:rFonts w:ascii="Times New Roman" w:hAnsi="Times New Roman" w:cs="Times New Roman"/>
+                <w:bCs/>
+                <w:sz w:val="22"/>
+                <w:szCs w:val="22"/>
+              </w:rPr>
+            </w:pPr>
+            <w:r>
+              <w:rPr>
+                <w:rFonts w:ascii="Times New Roman" w:hAnsi="Times New Roman" w:cs="Times New Roman"/>
+                <w:bCs/>
+                <w:sz w:val="22"/>
+                <w:szCs w:val="22"/>
+              </w:rPr>
+              <w:t>outcomes.</w:t>
+            </w:r>
+          </w:p>
+        </w:tc>
+        <w:tc>
+          <w:tcPr>
+            <w:tcW w:w="1892" w:type="dxa"/>
+            <w:tcBorders>
+              <w:top w:val="single" w:sz="8" w:space="0" w:color="000000"/>
+              <w:left w:val="single" w:sz="8" w:space="0" w:color="000000"/>
+              <w:bottom w:val="single" w:sz="8" w:space="0" w:color="000000"/>
+              <w:right w:val="single" w:sz="8" w:space="0" w:color="000000"/>
+            </w:tcBorders>
+            <w:tcMar>
+              <w:top w:w="100" w:type="dxa"/>
+              <w:left w:w="100" w:type="dxa"/>
+              <w:bottom w:w="100" w:type="dxa"/>
+              <w:right w:w="100" w:type="dxa"/>
+            </w:tcMar>
+            <w:hideMark/>
+          </w:tcPr>
+          <w:p>
+            <w:pPr>
+              <w:rPr>
+                <w:rFonts w:ascii="Times New Roman" w:hAnsi="Times New Roman" w:cs="Times New Roman"/>
+                <w:bCs/>
+                <w:sz w:val="22"/>
+                <w:szCs w:val="22"/>
+              </w:rPr>
+            </w:pPr>
+            <w:r>
+              <w:rPr>
+                <w:rFonts w:ascii="Times New Roman" w:hAnsi="Times New Roman" w:cs="Times New Roman"/>
+                <w:bCs/>
+                <w:sz w:val="22"/>
+                <w:szCs w:val="22"/>
+              </w:rPr>
+              <w:t xml:space="preserve">Demonstrates </w:t>
+            </w:r>
+            <w:proofErr w:type="gramStart"/>
+            <w:r>
+              <w:rPr>
+                <w:rFonts w:ascii="Times New Roman" w:hAnsi="Times New Roman" w:cs="Times New Roman"/>
+                <w:bCs/>
+                <w:sz w:val="22"/>
+                <w:szCs w:val="22"/>
+              </w:rPr>
+              <w:t xml:space="preserve">a  </w:t>
+            </w:r>
+            <w:r>
+              <w:rPr>
+                <w:rFonts w:ascii="Times New Roman" w:hAnsi="Times New Roman" w:cs="Times New Roman"/>
+                <w:b/>
+                <w:bCs/>
+                <w:sz w:val="22"/>
+                <w:szCs w:val="22"/>
+              </w:rPr>
+              <w:t>basic</w:t>
+            </w:r>
+            <w:proofErr w:type="gramEnd"/>
+            <w:r>
+              <w:rPr>
+                <w:rFonts w:ascii="Times New Roman" w:hAnsi="Times New Roman" w:cs="Times New Roman"/>
+                <w:b/>
+                <w:bCs/>
+                <w:sz w:val="22"/>
+                <w:szCs w:val="22"/>
+              </w:rPr>
+              <w:t> </w:t>
+            </w:r>
+          </w:p>
+          <w:p>
+            <w:pPr>
+              <w:rPr>
+                <w:rFonts w:ascii="Times New Roman" w:hAnsi="Times New Roman" w:cs="Times New Roman"/>
+                <w:bCs/>
+                <w:sz w:val="22"/>
+                <w:szCs w:val="22"/>
+              </w:rPr>
+            </w:pPr>
+            <w:proofErr w:type="gramStart"/>
+            <w:r>
+              <w:rPr>
+                <w:rFonts w:ascii="Times New Roman" w:hAnsi="Times New Roman" w:cs="Times New Roman"/>
+                <w:bCs/>
+                <w:sz w:val="22"/>
+                <w:szCs w:val="22"/>
+              </w:rPr>
+              <w:t>understanding  of</w:t>
+            </w:r>
+            <w:proofErr w:type="gramEnd"/>
+            <w:r>
+              <w:rPr>
+                <w:rFonts w:ascii="Times New Roman" w:hAnsi="Times New Roman" w:cs="Times New Roman"/>
+                <w:bCs/>
+                <w:sz w:val="22"/>
+                <w:szCs w:val="22"/>
+              </w:rPr>
+              <w:t xml:space="preserve"> key concepts  but </w:t>
+            </w:r>
+            <w:r>
+              <w:rPr>
+                <w:rFonts w:ascii="Times New Roman" w:hAnsi="Times New Roman" w:cs="Times New Roman"/>
+                <w:b/>
+                <w:bCs/>
+                <w:sz w:val="22"/>
+                <w:szCs w:val="22"/>
+              </w:rPr>
+              <w:t>lacks clarity or depth in  </w:t>
+            </w:r>
+          </w:p>
+          <w:p>
+            <w:pPr>
+              <w:rPr>
+                <w:rFonts w:ascii="Times New Roman" w:hAnsi="Times New Roman" w:cs="Times New Roman"/>
+                <w:bCs/>
+                <w:sz w:val="22"/>
+                <w:szCs w:val="22"/>
+              </w:rPr>
+            </w:pPr>
+            <w:r>
+              <w:rPr>
+                <w:rFonts w:ascii="Times New Roman" w:hAnsi="Times New Roman" w:cs="Times New Roman"/>
+                <w:b/>
+                <w:bCs/>
+                <w:sz w:val="22"/>
+                <w:szCs w:val="22"/>
+              </w:rPr>
+              <w:t xml:space="preserve">explaining </w:t>
+            </w:r>
+            <w:r>
+              <w:rPr>
+                <w:rFonts w:ascii="Times New Roman" w:hAnsi="Times New Roman" w:cs="Times New Roman"/>
+                <w:bCs/>
+                <w:sz w:val="22"/>
+                <w:szCs w:val="22"/>
+              </w:rPr>
+              <w:t>the investigation  </w:t>
+            </w:r>
+          </w:p>
+          <w:p>
+            <w:pPr>
+              <w:rPr>
+                <w:rFonts w:ascii="Times New Roman" w:hAnsi="Times New Roman" w:cs="Times New Roman"/>
+                <w:bCs/>
+                <w:sz w:val="22"/>
+                <w:szCs w:val="22"/>
+              </w:rPr>
+            </w:pPr>
+            <w:r>
+              <w:rPr>
+                <w:rFonts w:ascii="Times New Roman" w:hAnsi="Times New Roman" w:cs="Times New Roman"/>
+                <w:bCs/>
+                <w:sz w:val="22"/>
+                <w:szCs w:val="22"/>
+              </w:rPr>
+              <w:t>and analysis,  </w:t>
+            </w:r>
+          </w:p>
+          <w:p>
+            <w:pPr>
+              <w:rPr>
+                <w:rFonts w:ascii="Times New Roman" w:hAnsi="Times New Roman" w:cs="Times New Roman"/>
+                <w:bCs/>
+                <w:sz w:val="22"/>
+                <w:szCs w:val="22"/>
+              </w:rPr>
+            </w:pPr>
+            <w:r>
+              <w:rPr>
+                <w:rFonts w:ascii="Times New Roman" w:hAnsi="Times New Roman" w:cs="Times New Roman"/>
+                <w:bCs/>
+                <w:sz w:val="22"/>
+                <w:szCs w:val="22"/>
+              </w:rPr>
+              <w:t>with some </w:t>
+            </w:r>
+          </w:p>
+          <w:p>
+            <w:pPr>
+              <w:rPr>
+                <w:rFonts w:ascii="Times New Roman" w:hAnsi="Times New Roman" w:cs="Times New Roman"/>
+                <w:bCs/>
+                <w:sz w:val="22"/>
+                <w:szCs w:val="22"/>
+              </w:rPr>
+            </w:pPr>
+            <w:r>
+              <w:rPr>
+                <w:rFonts w:ascii="Times New Roman" w:hAnsi="Times New Roman" w:cs="Times New Roman"/>
+                <w:bCs/>
+                <w:sz w:val="22"/>
+                <w:szCs w:val="22"/>
+              </w:rPr>
+              <w:t>inconsistencies.</w:t>
+            </w:r>
+          </w:p>
+        </w:tc>
+        <w:tc>
+          <w:tcPr>
+            <w:tcW w:w="2084" w:type="dxa"/>
+            <w:tcBorders>
+              <w:top w:val="single" w:sz="8" w:space="0" w:color="000000"/>
+              <w:left w:val="single" w:sz="8" w:space="0" w:color="000000"/>
+              <w:bottom w:val="single" w:sz="8" w:space="0" w:color="000000"/>
+              <w:right w:val="single" w:sz="8" w:space="0" w:color="000000"/>
+            </w:tcBorders>
+            <w:tcMar>
+              <w:top w:w="100" w:type="dxa"/>
+              <w:left w:w="100" w:type="dxa"/>
+              <w:bottom w:w="100" w:type="dxa"/>
+              <w:right w:w="100" w:type="dxa"/>
+            </w:tcMar>
+            <w:hideMark/>
+          </w:tcPr>
+          <w:p>
+            <w:pPr>
+              <w:rPr>
+                <w:rFonts w:ascii="Times New Roman" w:hAnsi="Times New Roman" w:cs="Times New Roman"/>
+                <w:bCs/>
+                <w:sz w:val="22"/>
+                <w:szCs w:val="22"/>
+              </w:rPr>
+            </w:pPr>
+            <w:proofErr w:type="gramStart"/>
+            <w:r>
+              <w:rPr>
+                <w:rFonts w:ascii="Times New Roman" w:hAnsi="Times New Roman" w:cs="Times New Roman"/>
+                <w:bCs/>
+                <w:sz w:val="22"/>
+                <w:szCs w:val="22"/>
+              </w:rPr>
+              <w:t xml:space="preserve">Demonstrates  </w:t>
+            </w:r>
+            <w:r>
+              <w:rPr>
+                <w:rFonts w:ascii="Times New Roman" w:hAnsi="Times New Roman" w:cs="Times New Roman"/>
+                <w:b/>
+                <w:bCs/>
+                <w:sz w:val="22"/>
+                <w:szCs w:val="22"/>
+              </w:rPr>
+              <w:t>limited</w:t>
+            </w:r>
+            <w:proofErr w:type="gramEnd"/>
+            <w:r>
+              <w:rPr>
+                <w:rFonts w:ascii="Times New Roman" w:hAnsi="Times New Roman" w:cs="Times New Roman"/>
+                <w:b/>
+                <w:bCs/>
+                <w:sz w:val="22"/>
+                <w:szCs w:val="22"/>
+              </w:rPr>
+              <w:t> </w:t>
+            </w:r>
+          </w:p>
+          <w:p>
+            <w:pPr>
+              <w:rPr>
+                <w:rFonts w:ascii="Times New Roman" w:hAnsi="Times New Roman" w:cs="Times New Roman"/>
+                <w:bCs/>
+                <w:sz w:val="22"/>
+                <w:szCs w:val="22"/>
+              </w:rPr>
+            </w:pPr>
+            <w:r>
+              <w:rPr>
+                <w:rFonts w:ascii="Times New Roman" w:hAnsi="Times New Roman" w:cs="Times New Roman"/>
+                <w:bCs/>
+                <w:sz w:val="22"/>
+                <w:szCs w:val="22"/>
+              </w:rPr>
+              <w:t>understanding </w:t>
+            </w:r>
+          </w:p>
+          <w:p>
+            <w:pPr>
+              <w:rPr>
+                <w:rFonts w:ascii="Times New Roman" w:hAnsi="Times New Roman" w:cs="Times New Roman"/>
+                <w:bCs/>
+                <w:sz w:val="22"/>
+                <w:szCs w:val="22"/>
+              </w:rPr>
+            </w:pPr>
+            <w:r>
+              <w:rPr>
+                <w:rFonts w:ascii="Times New Roman" w:hAnsi="Times New Roman" w:cs="Times New Roman"/>
+                <w:bCs/>
+                <w:sz w:val="22"/>
+                <w:szCs w:val="22"/>
+              </w:rPr>
+              <w:t xml:space="preserve">of concepts </w:t>
+            </w:r>
+            <w:proofErr w:type="gramStart"/>
+            <w:r>
+              <w:rPr>
+                <w:rFonts w:ascii="Times New Roman" w:hAnsi="Times New Roman" w:cs="Times New Roman"/>
+                <w:bCs/>
+                <w:sz w:val="22"/>
+                <w:szCs w:val="22"/>
+              </w:rPr>
+              <w:t xml:space="preserve">with  </w:t>
+            </w:r>
+            <w:r>
+              <w:rPr>
+                <w:rFonts w:ascii="Times New Roman" w:hAnsi="Times New Roman" w:cs="Times New Roman"/>
+                <w:b/>
+                <w:bCs/>
+                <w:sz w:val="22"/>
+                <w:szCs w:val="22"/>
+              </w:rPr>
+              <w:t>unclear</w:t>
+            </w:r>
+            <w:proofErr w:type="gramEnd"/>
+            <w:r>
+              <w:rPr>
+                <w:rFonts w:ascii="Times New Roman" w:hAnsi="Times New Roman" w:cs="Times New Roman"/>
+                <w:b/>
+                <w:bCs/>
+                <w:sz w:val="22"/>
+                <w:szCs w:val="22"/>
+              </w:rPr>
+              <w:t> </w:t>
+            </w:r>
+          </w:p>
+          <w:p>
+            <w:pPr>
+              <w:rPr>
+                <w:rFonts w:ascii="Times New Roman" w:hAnsi="Times New Roman" w:cs="Times New Roman"/>
+                <w:bCs/>
+                <w:sz w:val="22"/>
+                <w:szCs w:val="22"/>
+              </w:rPr>
+            </w:pPr>
+            <w:r>
+              <w:rPr>
+                <w:rFonts w:ascii="Times New Roman" w:hAnsi="Times New Roman" w:cs="Times New Roman"/>
+                <w:b/>
+                <w:bCs/>
+                <w:sz w:val="22"/>
+                <w:szCs w:val="22"/>
+              </w:rPr>
+              <w:t xml:space="preserve">explanations </w:t>
+            </w:r>
+            <w:proofErr w:type="gramStart"/>
+            <w:r>
+              <w:rPr>
+                <w:rFonts w:ascii="Times New Roman" w:hAnsi="Times New Roman" w:cs="Times New Roman"/>
+                <w:bCs/>
+                <w:sz w:val="22"/>
+                <w:szCs w:val="22"/>
+              </w:rPr>
+              <w:t>of  investigation</w:t>
+            </w:r>
+            <w:proofErr w:type="gramEnd"/>
+            <w:r>
+              <w:rPr>
+                <w:rFonts w:ascii="Times New Roman" w:hAnsi="Times New Roman" w:cs="Times New Roman"/>
+                <w:bCs/>
+                <w:sz w:val="22"/>
+                <w:szCs w:val="22"/>
+              </w:rPr>
+              <w:t>  </w:t>
+            </w:r>
+          </w:p>
+          <w:p>
+            <w:pPr>
+              <w:rPr>
+                <w:rFonts w:ascii="Times New Roman" w:hAnsi="Times New Roman" w:cs="Times New Roman"/>
+                <w:bCs/>
+                <w:sz w:val="22"/>
+                <w:szCs w:val="22"/>
+              </w:rPr>
+            </w:pPr>
+            <w:r>
+              <w:rPr>
+                <w:rFonts w:ascii="Times New Roman" w:hAnsi="Times New Roman" w:cs="Times New Roman"/>
+                <w:bCs/>
+                <w:sz w:val="22"/>
+                <w:szCs w:val="22"/>
+              </w:rPr>
+              <w:t>and analysis  </w:t>
+            </w:r>
+          </w:p>
+          <w:p>
+            <w:pPr>
+              <w:rPr>
+                <w:rFonts w:ascii="Times New Roman" w:hAnsi="Times New Roman" w:cs="Times New Roman"/>
+                <w:bCs/>
+                <w:sz w:val="22"/>
+                <w:szCs w:val="22"/>
+              </w:rPr>
+            </w:pPr>
+            <w:r>
+              <w:rPr>
+                <w:rFonts w:ascii="Times New Roman" w:hAnsi="Times New Roman" w:cs="Times New Roman"/>
+                <w:bCs/>
+                <w:sz w:val="22"/>
+                <w:szCs w:val="22"/>
+              </w:rPr>
+              <w:t xml:space="preserve">that do not </w:t>
+            </w:r>
+            <w:proofErr w:type="gramStart"/>
+            <w:r>
+              <w:rPr>
+                <w:rFonts w:ascii="Times New Roman" w:hAnsi="Times New Roman" w:cs="Times New Roman"/>
+                <w:bCs/>
+                <w:sz w:val="22"/>
+                <w:szCs w:val="22"/>
+              </w:rPr>
+              <w:t>align  with</w:t>
+            </w:r>
+            <w:proofErr w:type="gramEnd"/>
+            <w:r>
+              <w:rPr>
+                <w:rFonts w:ascii="Times New Roman" w:hAnsi="Times New Roman" w:cs="Times New Roman"/>
+                <w:bCs/>
+                <w:sz w:val="22"/>
+                <w:szCs w:val="22"/>
+              </w:rPr>
+              <w:t xml:space="preserve"> the lab’s </w:t>
+            </w:r>
+          </w:p>
+          <w:p>
+            <w:pPr>
+              <w:rPr>
+                <w:rFonts w:ascii="Times New Roman" w:hAnsi="Times New Roman" w:cs="Times New Roman"/>
+                <w:bCs/>
+                <w:sz w:val="22"/>
+                <w:szCs w:val="22"/>
+              </w:rPr>
+            </w:pPr>
+            <w:r>
+              <w:rPr>
+                <w:rFonts w:ascii="Times New Roman" w:hAnsi="Times New Roman" w:cs="Times New Roman"/>
+                <w:bCs/>
+                <w:sz w:val="22"/>
+                <w:szCs w:val="22"/>
+              </w:rPr>
+              <w:t xml:space="preserve">objectives </w:t>
+            </w:r>
+            <w:proofErr w:type="gramStart"/>
+            <w:r>
+              <w:rPr>
+                <w:rFonts w:ascii="Times New Roman" w:hAnsi="Times New Roman" w:cs="Times New Roman"/>
+                <w:bCs/>
+                <w:sz w:val="22"/>
+                <w:szCs w:val="22"/>
+              </w:rPr>
+              <w:t>and  outcomes</w:t>
+            </w:r>
+            <w:proofErr w:type="gramEnd"/>
+            <w:r>
+              <w:rPr>
+                <w:rFonts w:ascii="Times New Roman" w:hAnsi="Times New Roman" w:cs="Times New Roman"/>
+                <w:bCs/>
+                <w:sz w:val="22"/>
+                <w:szCs w:val="22"/>
+              </w:rPr>
+              <w:t>.</w:t>
+            </w:r>
+          </w:p>
+        </w:tc>
+        <w:tc>
+          <w:tcPr>
+            <w:tcW w:w="0" w:type="auto"/>
+            <w:tcBorders>
+              <w:top w:val="single" w:sz="8" w:space="0" w:color="000000"/>
+              <w:left w:val="single" w:sz="8" w:space="0" w:color="000000"/>
+              <w:bottom w:val="single" w:sz="8" w:space="0" w:color="000000"/>
+              <w:right w:val="single" w:sz="8" w:space="0" w:color="000000"/>
+            </w:tcBorders>
+            <w:tcMar>
+              <w:top w:w="100" w:type="dxa"/>
+              <w:left w:w="100" w:type="dxa"/>
+              <w:bottom w:w="100" w:type="dxa"/>
+              <w:right w:w="100" w:type="dxa"/>
+            </w:tcMar>
+            <w:hideMark/>
+          </w:tcPr>
+          <w:p>
+            <w:pPr>
+              <w:rPr>
+                <w:rFonts w:ascii="Times New Roman" w:hAnsi="Times New Roman" w:cs="Times New Roman"/>
+                <w:bCs/>
+                <w:sz w:val="22"/>
+                <w:szCs w:val="22"/>
+              </w:rPr>
+            </w:pPr>
+          </w:p>
+        </w:tc>
+      </w:tr>
+    </w:tbl>
+    <w:p>
+      <w:pPr>
+        <w:rPr>
+          <w:rFonts w:ascii="Times New Roman" w:hAnsi="Times New Roman" w:cs="Times New Roman"/>
+          <w:bCs/>
+          <w:sz w:val="22"/>
+          <w:szCs w:val="22"/>
+        </w:rPr>
+      </w:pPr>
     </w:p>
     <w:sectPr>
       <w:pgSz w:w="12240" w:h="15840"/>
@@ -1710,7 +5456,6 @@
   <w:style w:type="character" w:default="1" w:styleId="DefaultParagraphFont">
     <w:name w:val="Default Paragraph Font"/>
     <w:uiPriority w:val="1"/>
-    <w:semiHidden/>
     <w:unhideWhenUsed/>
   </w:style>
   <w:style w:type="table" w:default="1" w:styleId="TableNormal">
